--- a/f11_flutter_App_customization.docx
+++ b/f11_flutter_App_customization.docx
@@ -155,6 +155,235 @@
           <w:sz w:val="32"/>
           <w:szCs w:val="32"/>
         </w:rPr>
+        <w:t xml:space="preserve"># First, go to </w:t>
+      </w:r>
+      <w:proofErr w:type="spellStart"/>
+      <w:r>
+        <w:rPr>
+          <w:b/>
+          <w:bCs/>
+          <w:sz w:val="32"/>
+          <w:szCs w:val="32"/>
+        </w:rPr>
+        <w:t>project_root</w:t>
+      </w:r>
+      <w:proofErr w:type="spellEnd"/>
+      <w:r>
+        <w:rPr>
+          <w:b/>
+          <w:bCs/>
+          <w:sz w:val="32"/>
+          <w:szCs w:val="32"/>
+        </w:rPr>
+        <w:t>\</w:t>
+      </w:r>
+      <w:proofErr w:type="spellStart"/>
+      <w:r>
+        <w:rPr>
+          <w:b/>
+          <w:bCs/>
+          <w:sz w:val="32"/>
+          <w:szCs w:val="32"/>
+        </w:rPr>
+        <w:t>pubsec.yaml</w:t>
+      </w:r>
+      <w:proofErr w:type="spellEnd"/>
+      <w:r>
+        <w:rPr>
+          <w:sz w:val="32"/>
+          <w:szCs w:val="32"/>
+        </w:rPr>
+        <w:t xml:space="preserve"> file and change the name from:</w:t>
+      </w:r>
+    </w:p>
+    <w:p>
+      <w:pPr>
+        <w:jc w:val="both"/>
+        <w:rPr>
+          <w:b/>
+          <w:bCs/>
+          <w:color w:val="D86DCB" w:themeColor="accent5" w:themeTint="99"/>
+          <w:sz w:val="32"/>
+          <w:szCs w:val="32"/>
+        </w:rPr>
+      </w:pPr>
+      <w:r>
+        <w:rPr>
+          <w:b/>
+          <w:bCs/>
+          <w:color w:val="D86DCB" w:themeColor="accent5" w:themeTint="99"/>
+          <w:sz w:val="32"/>
+          <w:szCs w:val="32"/>
+        </w:rPr>
+        <w:t>name: flutter7_portfolio</w:t>
+      </w:r>
+      <w:r>
+        <w:rPr>
+          <w:b/>
+          <w:bCs/>
+          <w:color w:val="D86DCB" w:themeColor="accent5" w:themeTint="99"/>
+          <w:sz w:val="32"/>
+          <w:szCs w:val="32"/>
+        </w:rPr>
+        <w:br/>
+        <w:t>description: "A new Flutter project."</w:t>
+      </w:r>
+    </w:p>
+    <w:p>
+      <w:pPr>
+        <w:jc w:val="both"/>
+        <w:rPr>
+          <w:b/>
+          <w:bCs/>
+          <w:color w:val="D86DCB" w:themeColor="accent5" w:themeTint="99"/>
+          <w:sz w:val="32"/>
+          <w:szCs w:val="32"/>
+        </w:rPr>
+      </w:pPr>
+      <w:r>
+        <w:rPr>
+          <w:b/>
+          <w:bCs/>
+          <w:color w:val="D86DCB" w:themeColor="accent5" w:themeTint="99"/>
+          <w:sz w:val="32"/>
+          <w:szCs w:val="32"/>
+        </w:rPr>
+        <w:t>…</w:t>
+      </w:r>
+    </w:p>
+    <w:p>
+      <w:pPr>
+        <w:jc w:val="both"/>
+        <w:rPr>
+          <w:sz w:val="32"/>
+          <w:szCs w:val="32"/>
+        </w:rPr>
+      </w:pPr>
+      <w:r>
+        <w:rPr>
+          <w:sz w:val="32"/>
+          <w:szCs w:val="32"/>
+        </w:rPr>
+        <w:t># To this and make sure</w:t>
+      </w:r>
+      <w:r>
+        <w:rPr>
+          <w:b/>
+          <w:bCs/>
+          <w:sz w:val="32"/>
+          <w:szCs w:val="32"/>
+        </w:rPr>
+        <w:t xml:space="preserve"> name:</w:t>
+      </w:r>
+      <w:r>
+        <w:rPr>
+          <w:sz w:val="32"/>
+          <w:szCs w:val="32"/>
+        </w:rPr>
+        <w:t xml:space="preserve"> field uses </w:t>
+      </w:r>
+      <w:proofErr w:type="spellStart"/>
+      <w:r>
+        <w:rPr>
+          <w:b/>
+          <w:bCs/>
+          <w:sz w:val="32"/>
+          <w:szCs w:val="32"/>
+        </w:rPr>
+        <w:t>snake_case</w:t>
+      </w:r>
+      <w:proofErr w:type="spellEnd"/>
+    </w:p>
+    <w:p>
+      <w:pPr>
+        <w:jc w:val="both"/>
+        <w:rPr>
+          <w:b/>
+          <w:bCs/>
+          <w:color w:val="D86DCB" w:themeColor="accent5" w:themeTint="99"/>
+          <w:sz w:val="32"/>
+          <w:szCs w:val="32"/>
+        </w:rPr>
+      </w:pPr>
+      <w:r>
+        <w:rPr>
+          <w:b/>
+          <w:bCs/>
+          <w:color w:val="D86DCB" w:themeColor="accent5" w:themeTint="99"/>
+          <w:sz w:val="32"/>
+          <w:szCs w:val="32"/>
+        </w:rPr>
+        <w:t xml:space="preserve">name: </w:t>
+      </w:r>
+      <w:proofErr w:type="spellStart"/>
+      <w:r>
+        <w:rPr>
+          <w:b/>
+          <w:bCs/>
+          <w:color w:val="D86DCB" w:themeColor="accent5" w:themeTint="99"/>
+          <w:sz w:val="32"/>
+          <w:szCs w:val="32"/>
+        </w:rPr>
+        <w:t>nazmul</w:t>
+      </w:r>
+      <w:r>
+        <w:rPr>
+          <w:b/>
+          <w:bCs/>
+          <w:color w:val="D86DCB" w:themeColor="accent5" w:themeTint="99"/>
+          <w:sz w:val="32"/>
+          <w:szCs w:val="32"/>
+        </w:rPr>
+        <w:t>_portfolio</w:t>
+      </w:r>
+      <w:proofErr w:type="spellEnd"/>
+      <w:r>
+        <w:rPr>
+          <w:b/>
+          <w:bCs/>
+          <w:color w:val="D86DCB" w:themeColor="accent5" w:themeTint="99"/>
+          <w:sz w:val="32"/>
+          <w:szCs w:val="32"/>
+        </w:rPr>
+        <w:br/>
+        <w:t>description: "A new Flutter project."</w:t>
+      </w:r>
+    </w:p>
+    <w:p>
+      <w:pPr>
+        <w:jc w:val="both"/>
+        <w:rPr>
+          <w:b/>
+          <w:bCs/>
+          <w:color w:val="D86DCB" w:themeColor="accent5" w:themeTint="99"/>
+          <w:sz w:val="32"/>
+          <w:szCs w:val="32"/>
+        </w:rPr>
+      </w:pPr>
+      <w:r>
+        <w:rPr>
+          <w:b/>
+          <w:bCs/>
+          <w:color w:val="D86DCB" w:themeColor="accent5" w:themeTint="99"/>
+          <w:sz w:val="32"/>
+          <w:szCs w:val="32"/>
+        </w:rPr>
+        <w:t>…</w:t>
+      </w:r>
+    </w:p>
+    <w:p>
+      <w:pPr>
+        <w:jc w:val="both"/>
+        <w:rPr>
+          <w:sz w:val="32"/>
+          <w:szCs w:val="32"/>
+        </w:rPr>
+      </w:pPr>
+      <w:r>
+        <w:rPr>
+          <w:sz w:val="32"/>
+          <w:szCs w:val="32"/>
+        </w:rPr>
         <w:t xml:space="preserve"># Go to </w:t>
       </w:r>
       <w:r>
@@ -389,56 +618,112 @@
           <w:sz w:val="32"/>
           <w:szCs w:val="32"/>
         </w:rPr>
-        <w:t>Alternative:</w:t>
-      </w:r>
-    </w:p>
-    <w:p>
-      <w:pPr>
-        <w:jc w:val="both"/>
-        <w:rPr>
-          <w:sz w:val="32"/>
-          <w:szCs w:val="32"/>
-        </w:rPr>
-      </w:pPr>
-      <w:r>
-        <w:rPr>
-          <w:sz w:val="32"/>
-          <w:szCs w:val="32"/>
-        </w:rPr>
-        <w:t xml:space="preserve"># </w:t>
-      </w:r>
-      <w:r>
-        <w:rPr>
-          <w:sz w:val="32"/>
-          <w:szCs w:val="32"/>
-        </w:rPr>
-        <w:t xml:space="preserve">If </w:t>
-      </w:r>
-      <w:r>
-        <w:rPr>
-          <w:sz w:val="32"/>
-          <w:szCs w:val="32"/>
-        </w:rPr>
-        <w:t>we see this.</w:t>
-      </w:r>
-    </w:p>
-    <w:p>
-      <w:pPr>
-        <w:jc w:val="both"/>
-        <w:rPr>
-          <w:b/>
-          <w:bCs/>
-          <w:color w:val="D86DCB" w:themeColor="accent5" w:themeTint="99"/>
-          <w:sz w:val="32"/>
-          <w:szCs w:val="32"/>
-        </w:rPr>
-      </w:pPr>
+        <w:t xml:space="preserve"># Then also set it in the </w:t>
+      </w:r>
       <w:proofErr w:type="spellStart"/>
       <w:proofErr w:type="gramStart"/>
       <w:r>
         <w:rPr>
           <w:b/>
           <w:bCs/>
+          <w:sz w:val="32"/>
+          <w:szCs w:val="32"/>
+        </w:rPr>
+        <w:t>MaterialApp</w:t>
+      </w:r>
+      <w:proofErr w:type="spellEnd"/>
+      <w:r>
+        <w:rPr>
+          <w:b/>
+          <w:bCs/>
+          <w:sz w:val="32"/>
+          <w:szCs w:val="32"/>
+        </w:rPr>
+        <w:t>(</w:t>
+      </w:r>
+      <w:proofErr w:type="gramEnd"/>
+      <w:r>
+        <w:rPr>
+          <w:b/>
+          <w:bCs/>
+          <w:sz w:val="32"/>
+          <w:szCs w:val="32"/>
+        </w:rPr>
+        <w:t>)</w:t>
+      </w:r>
+    </w:p>
+    <w:p>
+      <w:pPr>
+        <w:jc w:val="both"/>
+        <w:rPr>
+          <w:sz w:val="32"/>
+          <w:szCs w:val="32"/>
+        </w:rPr>
+      </w:pPr>
+    </w:p>
+    <w:p>
+      <w:pPr>
+        <w:jc w:val="both"/>
+        <w:rPr>
+          <w:sz w:val="32"/>
+          <w:szCs w:val="32"/>
+        </w:rPr>
+      </w:pPr>
+      <w:r>
+        <w:rPr>
+          <w:sz w:val="32"/>
+          <w:szCs w:val="32"/>
+        </w:rPr>
+        <w:t>Alternative:</w:t>
+      </w:r>
+    </w:p>
+    <w:p>
+      <w:pPr>
+        <w:jc w:val="both"/>
+        <w:rPr>
+          <w:sz w:val="32"/>
+          <w:szCs w:val="32"/>
+        </w:rPr>
+      </w:pPr>
+      <w:r>
+        <w:rPr>
+          <w:sz w:val="32"/>
+          <w:szCs w:val="32"/>
+        </w:rPr>
+        <w:t xml:space="preserve"># </w:t>
+      </w:r>
+      <w:r>
+        <w:rPr>
+          <w:sz w:val="32"/>
+          <w:szCs w:val="32"/>
+        </w:rPr>
+        <w:t xml:space="preserve">If </w:t>
+      </w:r>
+      <w:r>
+        <w:rPr>
+          <w:sz w:val="32"/>
+          <w:szCs w:val="32"/>
+        </w:rPr>
+        <w:t>we see this.</w:t>
+      </w:r>
+    </w:p>
+    <w:p>
+      <w:pPr>
+        <w:jc w:val="both"/>
+        <w:rPr>
+          <w:b/>
+          <w:bCs/>
+          <w:color w:val="D86DCB" w:themeColor="accent5" w:themeTint="99"/>
+          <w:sz w:val="32"/>
+          <w:szCs w:val="32"/>
+        </w:rPr>
+      </w:pPr>
+      <w:proofErr w:type="spellStart"/>
+      <w:proofErr w:type="gramStart"/>
+      <w:r>
+        <w:rPr>
+          <w:b/>
+          <w:bCs/>
           <w:color w:val="D86DCB" w:themeColor="accent5" w:themeTint="99"/>
           <w:sz w:val="32"/>
           <w:szCs w:val="32"/>
@@ -675,6 +960,7 @@
           <w:sz w:val="32"/>
           <w:szCs w:val="32"/>
         </w:rPr>
+        <w:lastRenderedPageBreak/>
         <w:t>&lt;string name="</w:t>
       </w:r>
       <w:proofErr w:type="spellStart"/>
@@ -755,7 +1041,32 @@
           <w:sz w:val="32"/>
           <w:szCs w:val="32"/>
         </w:rPr>
-        <w:t># Do flutter clean and flutter run</w:t>
+        <w:t xml:space="preserve"># Do </w:t>
+      </w:r>
+      <w:r>
+        <w:rPr>
+          <w:b/>
+          <w:bCs/>
+          <w:sz w:val="32"/>
+          <w:szCs w:val="32"/>
+        </w:rPr>
+        <w:t>flutter clean</w:t>
+      </w:r>
+      <w:r>
+        <w:rPr>
+          <w:sz w:val="32"/>
+          <w:szCs w:val="32"/>
+        </w:rPr>
+        <w:t xml:space="preserve"> and </w:t>
+      </w:r>
+      <w:r>
+        <w:rPr>
+          <w:b/>
+          <w:bCs/>
+          <w:sz w:val="32"/>
+          <w:szCs w:val="32"/>
+        </w:rPr>
+        <w:t>flutter run</w:t>
       </w:r>
       <w:r>
         <w:rPr>
@@ -977,7 +1288,6 @@
           <w:sz w:val="32"/>
           <w:szCs w:val="32"/>
         </w:rPr>
-        <w:lastRenderedPageBreak/>
         <w:t>Check Implementation:</w:t>
       </w:r>
     </w:p>
@@ -1375,6 +1685,7 @@
           <w:sz w:val="32"/>
           <w:szCs w:val="32"/>
         </w:rPr>
+        <w:lastRenderedPageBreak/>
         <w:t>Application ID in Flutter:</w:t>
       </w:r>
     </w:p>
@@ -1639,7 +1950,6 @@
           <w:sz w:val="32"/>
           <w:szCs w:val="32"/>
         </w:rPr>
-        <w:lastRenderedPageBreak/>
         <w:t>com.nazmul</w:t>
       </w:r>
       <w:proofErr w:type="gramEnd"/>
@@ -1680,6 +1990,354 @@
           <w:szCs w:val="32"/>
         </w:rPr>
         <w:t xml:space="preserve"> (real, unique)</w:t>
+      </w:r>
+    </w:p>
+    <w:p>
+      <w:pPr>
+        <w:jc w:val="both"/>
+        <w:rPr>
+          <w:sz w:val="32"/>
+          <w:szCs w:val="32"/>
+        </w:rPr>
+      </w:pPr>
+    </w:p>
+    <w:p>
+      <w:pPr>
+        <w:jc w:val="both"/>
+        <w:rPr>
+          <w:sz w:val="32"/>
+          <w:szCs w:val="32"/>
+        </w:rPr>
+      </w:pPr>
+      <w:r>
+        <w:rPr>
+          <w:sz w:val="32"/>
+          <w:szCs w:val="32"/>
+        </w:rPr>
+        <w:t xml:space="preserve">Change name in </w:t>
+      </w:r>
+      <w:proofErr w:type="spellStart"/>
+      <w:proofErr w:type="gramStart"/>
+      <w:r>
+        <w:rPr>
+          <w:sz w:val="32"/>
+          <w:szCs w:val="32"/>
+        </w:rPr>
+        <w:t>pubsec.yaml</w:t>
+      </w:r>
+      <w:proofErr w:type="spellEnd"/>
+      <w:proofErr w:type="gramEnd"/>
+      <w:r>
+        <w:rPr>
+          <w:sz w:val="32"/>
+          <w:szCs w:val="32"/>
+        </w:rPr>
+        <w:t>:</w:t>
+      </w:r>
+    </w:p>
+    <w:p>
+      <w:pPr>
+        <w:jc w:val="both"/>
+        <w:rPr>
+          <w:sz w:val="32"/>
+          <w:szCs w:val="32"/>
+        </w:rPr>
+      </w:pPr>
+      <w:r>
+        <w:rPr>
+          <w:sz w:val="32"/>
+          <w:szCs w:val="32"/>
+        </w:rPr>
+        <w:t xml:space="preserve"># Go to </w:t>
+      </w:r>
+      <w:proofErr w:type="spellStart"/>
+      <w:r>
+        <w:rPr>
+          <w:b/>
+          <w:bCs/>
+          <w:sz w:val="32"/>
+          <w:szCs w:val="32"/>
+        </w:rPr>
+        <w:t>project_root</w:t>
+      </w:r>
+      <w:proofErr w:type="spellEnd"/>
+      <w:r>
+        <w:rPr>
+          <w:b/>
+          <w:bCs/>
+          <w:sz w:val="32"/>
+          <w:szCs w:val="32"/>
+        </w:rPr>
+        <w:t>\</w:t>
+      </w:r>
+      <w:proofErr w:type="spellStart"/>
+      <w:r>
+        <w:rPr>
+          <w:b/>
+          <w:bCs/>
+          <w:sz w:val="32"/>
+          <w:szCs w:val="32"/>
+        </w:rPr>
+        <w:t>pubsec.yaml</w:t>
+      </w:r>
+      <w:proofErr w:type="spellEnd"/>
+      <w:r>
+        <w:rPr>
+          <w:sz w:val="32"/>
+          <w:szCs w:val="32"/>
+        </w:rPr>
+        <w:t xml:space="preserve"> and edit the </w:t>
+      </w:r>
+      <w:r>
+        <w:rPr>
+          <w:b/>
+          <w:bCs/>
+          <w:sz w:val="32"/>
+          <w:szCs w:val="32"/>
+        </w:rPr>
+        <w:t xml:space="preserve">name: </w:t>
+      </w:r>
+      <w:r>
+        <w:rPr>
+          <w:sz w:val="32"/>
+          <w:szCs w:val="32"/>
+        </w:rPr>
+        <w:t>from</w:t>
+      </w:r>
+    </w:p>
+    <w:p>
+      <w:pPr>
+        <w:jc w:val="both"/>
+        <w:rPr>
+          <w:b/>
+          <w:bCs/>
+          <w:color w:val="D86DCB" w:themeColor="accent5" w:themeTint="99"/>
+          <w:sz w:val="32"/>
+          <w:szCs w:val="32"/>
+        </w:rPr>
+      </w:pPr>
+      <w:r>
+        <w:rPr>
+          <w:b/>
+          <w:bCs/>
+          <w:color w:val="D86DCB" w:themeColor="accent5" w:themeTint="99"/>
+          <w:sz w:val="32"/>
+          <w:szCs w:val="32"/>
+        </w:rPr>
+        <w:t>name: flutter7_portfolio</w:t>
+      </w:r>
+      <w:r>
+        <w:rPr>
+          <w:b/>
+          <w:bCs/>
+          <w:color w:val="D86DCB" w:themeColor="accent5" w:themeTint="99"/>
+          <w:sz w:val="32"/>
+          <w:szCs w:val="32"/>
+        </w:rPr>
+        <w:br/>
+        <w:t>description: "A new Flutter project."</w:t>
+      </w:r>
+    </w:p>
+    <w:p>
+      <w:pPr>
+        <w:jc w:val="both"/>
+        <w:rPr>
+          <w:b/>
+          <w:bCs/>
+          <w:color w:val="D86DCB" w:themeColor="accent5" w:themeTint="99"/>
+          <w:sz w:val="32"/>
+          <w:szCs w:val="32"/>
+        </w:rPr>
+      </w:pPr>
+      <w:r>
+        <w:rPr>
+          <w:b/>
+          <w:bCs/>
+          <w:color w:val="D86DCB" w:themeColor="accent5" w:themeTint="99"/>
+          <w:sz w:val="32"/>
+          <w:szCs w:val="32"/>
+        </w:rPr>
+        <w:t>…</w:t>
+      </w:r>
+    </w:p>
+    <w:p>
+      <w:pPr>
+        <w:jc w:val="both"/>
+        <w:rPr>
+          <w:sz w:val="32"/>
+          <w:szCs w:val="32"/>
+        </w:rPr>
+      </w:pPr>
+      <w:r>
+        <w:rPr>
+          <w:sz w:val="32"/>
+          <w:szCs w:val="32"/>
+        </w:rPr>
+        <w:t># To this and make sure</w:t>
+      </w:r>
+      <w:r>
+        <w:rPr>
+          <w:b/>
+          <w:bCs/>
+          <w:sz w:val="32"/>
+          <w:szCs w:val="32"/>
+        </w:rPr>
+        <w:t xml:space="preserve"> name:</w:t>
+      </w:r>
+      <w:r>
+        <w:rPr>
+          <w:sz w:val="32"/>
+          <w:szCs w:val="32"/>
+        </w:rPr>
+        <w:t xml:space="preserve"> field uses </w:t>
+      </w:r>
+      <w:proofErr w:type="spellStart"/>
+      <w:r>
+        <w:rPr>
+          <w:b/>
+          <w:bCs/>
+          <w:sz w:val="32"/>
+          <w:szCs w:val="32"/>
+        </w:rPr>
+        <w:t>snake_case</w:t>
+      </w:r>
+      <w:proofErr w:type="spellEnd"/>
+    </w:p>
+    <w:p>
+      <w:pPr>
+        <w:jc w:val="both"/>
+        <w:rPr>
+          <w:b/>
+          <w:bCs/>
+          <w:color w:val="D86DCB" w:themeColor="accent5" w:themeTint="99"/>
+          <w:sz w:val="32"/>
+          <w:szCs w:val="32"/>
+        </w:rPr>
+      </w:pPr>
+      <w:r>
+        <w:rPr>
+          <w:b/>
+          <w:bCs/>
+          <w:color w:val="D86DCB" w:themeColor="accent5" w:themeTint="99"/>
+          <w:sz w:val="32"/>
+          <w:szCs w:val="32"/>
+        </w:rPr>
+        <w:t xml:space="preserve">name: </w:t>
+      </w:r>
+      <w:proofErr w:type="spellStart"/>
+      <w:r>
+        <w:rPr>
+          <w:b/>
+          <w:bCs/>
+          <w:color w:val="D86DCB" w:themeColor="accent5" w:themeTint="99"/>
+          <w:sz w:val="32"/>
+          <w:szCs w:val="32"/>
+        </w:rPr>
+        <w:t>Nazmul_portfolio</w:t>
+      </w:r>
+      <w:proofErr w:type="spellEnd"/>
+      <w:r>
+        <w:rPr>
+          <w:b/>
+          <w:bCs/>
+          <w:color w:val="D86DCB" w:themeColor="accent5" w:themeTint="99"/>
+          <w:sz w:val="32"/>
+          <w:szCs w:val="32"/>
+        </w:rPr>
+        <w:br/>
+        <w:t>description: "A new Flutter project."</w:t>
+      </w:r>
+    </w:p>
+    <w:p>
+      <w:pPr>
+        <w:jc w:val="both"/>
+        <w:rPr>
+          <w:b/>
+          <w:bCs/>
+          <w:color w:val="D86DCB" w:themeColor="accent5" w:themeTint="99"/>
+          <w:sz w:val="32"/>
+          <w:szCs w:val="32"/>
+        </w:rPr>
+      </w:pPr>
+      <w:r>
+        <w:rPr>
+          <w:b/>
+          <w:bCs/>
+          <w:color w:val="D86DCB" w:themeColor="accent5" w:themeTint="99"/>
+          <w:sz w:val="32"/>
+          <w:szCs w:val="32"/>
+        </w:rPr>
+        <w:t>…</w:t>
+      </w:r>
+    </w:p>
+    <w:p>
+      <w:pPr>
+        <w:jc w:val="both"/>
+        <w:rPr>
+          <w:sz w:val="32"/>
+          <w:szCs w:val="32"/>
+        </w:rPr>
+      </w:pPr>
+      <w:r>
+        <w:rPr>
+          <w:sz w:val="32"/>
+          <w:szCs w:val="32"/>
+        </w:rPr>
+        <w:t xml:space="preserve"># And do the other processes specified above to change the app name properly in </w:t>
+      </w:r>
+      <w:r>
+        <w:rPr>
+          <w:b/>
+          <w:bCs/>
+          <w:sz w:val="32"/>
+          <w:szCs w:val="32"/>
+        </w:rPr>
+        <w:t>AndroidManifest.xml</w:t>
+      </w:r>
+      <w:r>
+        <w:rPr>
+          <w:sz w:val="32"/>
+          <w:szCs w:val="32"/>
+        </w:rPr>
+        <w:t xml:space="preserve">, </w:t>
+      </w:r>
+      <w:proofErr w:type="spellStart"/>
+      <w:proofErr w:type="gramStart"/>
+      <w:r>
+        <w:rPr>
+          <w:b/>
+          <w:bCs/>
+          <w:sz w:val="32"/>
+          <w:szCs w:val="32"/>
+        </w:rPr>
+        <w:t>MaterialApp</w:t>
+      </w:r>
+      <w:proofErr w:type="spellEnd"/>
+      <w:r>
+        <w:rPr>
+          <w:b/>
+          <w:bCs/>
+          <w:sz w:val="32"/>
+          <w:szCs w:val="32"/>
+        </w:rPr>
+        <w:t>(</w:t>
+      </w:r>
+      <w:proofErr w:type="gramEnd"/>
+      <w:r>
+        <w:rPr>
+          <w:b/>
+          <w:bCs/>
+          <w:sz w:val="32"/>
+          <w:szCs w:val="32"/>
+        </w:rPr>
+        <w:t>)</w:t>
+      </w:r>
+      <w:r>
+        <w:rPr>
+          <w:sz w:val="32"/>
+          <w:szCs w:val="32"/>
+        </w:rPr>
+        <w:t xml:space="preserve"> etc.</w:t>
       </w:r>
     </w:p>
     <w:p>
@@ -2390,7 +3048,6 @@
           <w:sz w:val="32"/>
           <w:szCs w:val="32"/>
         </w:rPr>
-        <w:lastRenderedPageBreak/>
         <w:t xml:space="preserve">    id("</w:t>
       </w:r>
       <w:proofErr w:type="spellStart"/>
@@ -2469,6 +3126,7 @@
           <w:sz w:val="32"/>
           <w:szCs w:val="32"/>
         </w:rPr>
+        <w:lastRenderedPageBreak/>
         <w:t>}</w:t>
       </w:r>
     </w:p>
@@ -3193,27 +3851,27 @@
           <w:sz w:val="32"/>
           <w:szCs w:val="32"/>
         </w:rPr>
+        <w:t># We must rename folders to match new package:</w:t>
+      </w:r>
+    </w:p>
+    <w:p>
+      <w:pPr>
+        <w:jc w:val="both"/>
+        <w:rPr>
+          <w:b/>
+          <w:bCs/>
+          <w:sz w:val="32"/>
+          <w:szCs w:val="32"/>
+        </w:rPr>
+      </w:pPr>
+      <w:r>
+        <w:rPr>
+          <w:b/>
+          <w:bCs/>
+          <w:sz w:val="32"/>
+          <w:szCs w:val="32"/>
+        </w:rPr>
         <w:lastRenderedPageBreak/>
-        <w:t># We must rename folders to match new package:</w:t>
-      </w:r>
-    </w:p>
-    <w:p>
-      <w:pPr>
-        <w:jc w:val="both"/>
-        <w:rPr>
-          <w:b/>
-          <w:bCs/>
-          <w:sz w:val="32"/>
-          <w:szCs w:val="32"/>
-        </w:rPr>
-      </w:pPr>
-      <w:r>
-        <w:rPr>
-          <w:b/>
-          <w:bCs/>
-          <w:sz w:val="32"/>
-          <w:szCs w:val="32"/>
-        </w:rPr>
         <w:t>com/</w:t>
       </w:r>
       <w:proofErr w:type="spellStart"/>
@@ -5082,7 +5740,6 @@
   <w:style w:type="character" w:default="1" w:styleId="DefaultParagraphFont">
     <w:name w:val="Default Paragraph Font"/>
     <w:uiPriority w:val="1"/>
-    <w:semiHidden/>
     <w:unhideWhenUsed/>
   </w:style>
   <w:style w:type="table" w:default="1" w:styleId="TableNormal">

--- a/f11_flutter_App_customization.docx
+++ b/f11_flutter_App_customization.docx
@@ -324,17 +324,7 @@
           <w:sz w:val="32"/>
           <w:szCs w:val="32"/>
         </w:rPr>
-        <w:t>nazmul</w:t>
-      </w:r>
-      <w:r>
-        <w:rPr>
-          <w:b/>
-          <w:bCs/>
-          <w:color w:val="D86DCB" w:themeColor="accent5" w:themeTint="99"/>
-          <w:sz w:val="32"/>
-          <w:szCs w:val="32"/>
-        </w:rPr>
-        <w:t>_portfolio</w:t>
+        <w:t>nazmul_portfolio</w:t>
       </w:r>
       <w:proofErr w:type="spellEnd"/>
       <w:r>
@@ -1074,6 +1064,33 @@
           <w:szCs w:val="32"/>
         </w:rPr>
         <w:t>.</w:t>
+      </w:r>
+    </w:p>
+    <w:p>
+      <w:pPr>
+        <w:jc w:val="both"/>
+        <w:rPr>
+          <w:b/>
+          <w:bCs/>
+          <w:sz w:val="32"/>
+          <w:szCs w:val="32"/>
+        </w:rPr>
+      </w:pPr>
+    </w:p>
+    <w:p>
+      <w:pPr>
+        <w:jc w:val="center"/>
+        <w:rPr>
+          <w:sz w:val="32"/>
+          <w:szCs w:val="32"/>
+        </w:rPr>
+      </w:pPr>
+      <w:r>
+        <w:rPr>
+          <w:sz w:val="32"/>
+          <w:szCs w:val="32"/>
+        </w:rPr>
+        <w:t>Break</w:t>
       </w:r>
     </w:p>
     <w:p>
@@ -1295,6 +1312,8 @@
       <w:pPr>
         <w:jc w:val="both"/>
         <w:rPr>
+          <w:b/>
+          <w:bCs/>
           <w:sz w:val="32"/>
           <w:szCs w:val="32"/>
         </w:rPr>
@@ -1309,6 +1328,8 @@
       <w:proofErr w:type="spellStart"/>
       <w:r>
         <w:rPr>
+          <w:b/>
+          <w:bCs/>
           <w:sz w:val="32"/>
           <w:szCs w:val="32"/>
         </w:rPr>
@@ -1317,6 +1338,8 @@
       <w:proofErr w:type="spellEnd"/>
       <w:r>
         <w:rPr>
+          <w:b/>
+          <w:bCs/>
           <w:sz w:val="32"/>
           <w:szCs w:val="32"/>
         </w:rPr>
@@ -1325,6 +1348,8 @@
       <w:proofErr w:type="spellStart"/>
       <w:r>
         <w:rPr>
+          <w:b/>
+          <w:bCs/>
           <w:sz w:val="32"/>
           <w:szCs w:val="32"/>
         </w:rPr>
@@ -1333,6 +1358,8 @@
       <w:proofErr w:type="spellEnd"/>
       <w:r>
         <w:rPr>
+          <w:b/>
+          <w:bCs/>
           <w:sz w:val="32"/>
           <w:szCs w:val="32"/>
         </w:rPr>
@@ -1352,7 +1379,23 @@
           <w:sz w:val="32"/>
           <w:szCs w:val="32"/>
         </w:rPr>
-        <w:t>Inside the &lt;application&gt; tag, we should see the following line. mipmap means icon is applied successfully.</w:t>
+        <w:t xml:space="preserve">Inside the </w:t>
+      </w:r>
+      <w:r>
+        <w:rPr>
+          <w:b/>
+          <w:bCs/>
+          <w:sz w:val="32"/>
+          <w:szCs w:val="32"/>
+        </w:rPr>
+        <w:t>&lt;application&gt;</w:t>
+      </w:r>
+      <w:r>
+        <w:rPr>
+          <w:sz w:val="32"/>
+          <w:szCs w:val="32"/>
+        </w:rPr>
+        <w:t xml:space="preserve"> tag, we should see the following line. mipmap means icon is applied successfully.</w:t>
       </w:r>
     </w:p>
     <w:p>
@@ -1638,6 +1681,49 @@
       <w:pPr>
         <w:jc w:val="both"/>
         <w:rPr>
+          <w:sz w:val="32"/>
+          <w:szCs w:val="32"/>
+        </w:rPr>
+      </w:pPr>
+    </w:p>
+    <w:p>
+      <w:pPr>
+        <w:jc w:val="center"/>
+        <w:rPr>
+          <w:sz w:val="32"/>
+          <w:szCs w:val="32"/>
+        </w:rPr>
+      </w:pPr>
+      <w:r>
+        <w:rPr>
+          <w:sz w:val="32"/>
+          <w:szCs w:val="32"/>
+        </w:rPr>
+        <w:t>Break</w:t>
+      </w:r>
+    </w:p>
+    <w:p>
+      <w:pPr>
+        <w:jc w:val="both"/>
+        <w:rPr>
+          <w:sz w:val="32"/>
+          <w:szCs w:val="32"/>
+        </w:rPr>
+      </w:pPr>
+    </w:p>
+    <w:p>
+      <w:pPr>
+        <w:jc w:val="both"/>
+        <w:rPr>
+          <w:sz w:val="32"/>
+          <w:szCs w:val="32"/>
+        </w:rPr>
+      </w:pPr>
+    </w:p>
+    <w:p>
+      <w:pPr>
+        <w:jc w:val="both"/>
+        <w:rPr>
           <w:b/>
           <w:bCs/>
           <w:sz w:val="32"/>
@@ -1685,7 +1771,6 @@
           <w:sz w:val="32"/>
           <w:szCs w:val="32"/>
         </w:rPr>
-        <w:lastRenderedPageBreak/>
         <w:t>Application ID in Flutter:</w:t>
       </w:r>
     </w:p>
@@ -1702,7 +1787,16 @@
           <w:sz w:val="32"/>
           <w:szCs w:val="32"/>
         </w:rPr>
-        <w:t># In Flutter</w:t>
+        <w:t># In</w:t>
+      </w:r>
+      <w:r>
+        <w:rPr>
+          <w:b/>
+          <w:bCs/>
+          <w:sz w:val="32"/>
+          <w:szCs w:val="32"/>
+        </w:rPr>
+        <w:t xml:space="preserve"> Flutter</w:t>
       </w:r>
       <w:r>
         <w:rPr>
@@ -1769,26 +1863,51 @@
       </w:pPr>
       <w:r>
         <w:rPr>
-          <w:sz w:val="32"/>
-          <w:szCs w:val="32"/>
-        </w:rPr>
-        <w:t>Firebase identifies your app using this ID</w:t>
-      </w:r>
-    </w:p>
-    <w:p>
-      <w:pPr>
-        <w:jc w:val="both"/>
-        <w:rPr>
-          <w:sz w:val="32"/>
-          <w:szCs w:val="32"/>
-        </w:rPr>
-      </w:pPr>
-      <w:r>
-        <w:rPr>
-          <w:sz w:val="32"/>
-          <w:szCs w:val="32"/>
-        </w:rPr>
-        <w:t># If we don’t change it before Firebase:</w:t>
+          <w:b/>
+          <w:bCs/>
+          <w:sz w:val="32"/>
+          <w:szCs w:val="32"/>
+        </w:rPr>
+        <w:t>Firebase</w:t>
+      </w:r>
+      <w:r>
+        <w:rPr>
+          <w:sz w:val="32"/>
+          <w:szCs w:val="32"/>
+        </w:rPr>
+        <w:t xml:space="preserve"> identifies our app using this ID</w:t>
+      </w:r>
+    </w:p>
+    <w:p>
+      <w:pPr>
+        <w:jc w:val="both"/>
+        <w:rPr>
+          <w:sz w:val="32"/>
+          <w:szCs w:val="32"/>
+        </w:rPr>
+      </w:pPr>
+      <w:r>
+        <w:rPr>
+          <w:sz w:val="32"/>
+          <w:szCs w:val="32"/>
+        </w:rPr>
+        <w:t># If we don’t change it before</w:t>
+      </w:r>
+      <w:r>
+        <w:rPr>
+          <w:b/>
+          <w:bCs/>
+          <w:sz w:val="32"/>
+          <w:szCs w:val="32"/>
+        </w:rPr>
+        <w:t xml:space="preserve"> Firebase</w:t>
+      </w:r>
+      <w:r>
+        <w:rPr>
+          <w:sz w:val="32"/>
+          <w:szCs w:val="32"/>
+        </w:rPr>
+        <w:t>:</w:t>
       </w:r>
     </w:p>
     <w:p>
@@ -1809,7 +1928,23 @@
           <w:sz w:val="32"/>
           <w:szCs w:val="32"/>
         </w:rPr>
-        <w:t>We’ll need to reconfigure Firebase again.</w:t>
+        <w:t xml:space="preserve">We’ll need to reconfigure </w:t>
+      </w:r>
+      <w:r>
+        <w:rPr>
+          <w:b/>
+          <w:bCs/>
+          <w:sz w:val="32"/>
+          <w:szCs w:val="32"/>
+        </w:rPr>
+        <w:t>Firebase</w:t>
+      </w:r>
+      <w:r>
+        <w:rPr>
+          <w:sz w:val="32"/>
+          <w:szCs w:val="32"/>
+        </w:rPr>
+        <w:t xml:space="preserve"> again.</w:t>
       </w:r>
     </w:p>
     <w:p>
@@ -2173,6 +2308,7 @@
           <w:sz w:val="32"/>
           <w:szCs w:val="32"/>
         </w:rPr>
+        <w:lastRenderedPageBreak/>
         <w:t># To this and make sure</w:t>
       </w:r>
       <w:r>
@@ -2755,10 +2891,37 @@
       </w:pPr>
       <w:r>
         <w:rPr>
-          <w:sz w:val="32"/>
-          <w:szCs w:val="32"/>
-        </w:rPr>
-        <w:t>Note: Sometimes it changes the</w:t>
+          <w:b/>
+          <w:bCs/>
+          <w:sz w:val="32"/>
+          <w:szCs w:val="32"/>
+        </w:rPr>
+        <w:t>N</w:t>
+      </w:r>
+      <w:r>
+        <w:rPr>
+          <w:b/>
+          <w:bCs/>
+          <w:sz w:val="32"/>
+          <w:szCs w:val="32"/>
+        </w:rPr>
+        <w:t>OTE</w:t>
+      </w:r>
+      <w:r>
+        <w:rPr>
+          <w:b/>
+          <w:bCs/>
+          <w:sz w:val="32"/>
+          <w:szCs w:val="32"/>
+        </w:rPr>
+        <w:t>:</w:t>
+      </w:r>
+      <w:r>
+        <w:rPr>
+          <w:sz w:val="32"/>
+          <w:szCs w:val="32"/>
+        </w:rPr>
+        <w:t xml:space="preserve"> Sometimes it changes the</w:t>
       </w:r>
       <w:r>
         <w:rPr>
@@ -2926,6 +3089,7 @@
           <w:sz w:val="32"/>
           <w:szCs w:val="32"/>
         </w:rPr>
+        <w:lastRenderedPageBreak/>
         <w:t xml:space="preserve">    id("</w:t>
       </w:r>
       <w:proofErr w:type="spellStart"/>
@@ -3126,8 +3290,1432 @@
           <w:sz w:val="32"/>
           <w:szCs w:val="32"/>
         </w:rPr>
+        <w:t>}</w:t>
+      </w:r>
+    </w:p>
+    <w:p>
+      <w:pPr>
+        <w:jc w:val="both"/>
+        <w:rPr>
+          <w:b/>
+          <w:bCs/>
+          <w:color w:val="D86DCB" w:themeColor="accent5" w:themeTint="99"/>
+          <w:sz w:val="32"/>
+          <w:szCs w:val="32"/>
+        </w:rPr>
+      </w:pPr>
+      <w:r>
+        <w:rPr>
+          <w:b/>
+          <w:bCs/>
+          <w:color w:val="D86DCB" w:themeColor="accent5" w:themeTint="99"/>
+          <w:sz w:val="32"/>
+          <w:szCs w:val="32"/>
+        </w:rPr>
+        <w:t>…</w:t>
+      </w:r>
+    </w:p>
+    <w:p>
+      <w:pPr>
+        <w:jc w:val="both"/>
+        <w:rPr>
+          <w:sz w:val="32"/>
+          <w:szCs w:val="32"/>
+        </w:rPr>
+      </w:pPr>
+      <w:r>
+        <w:rPr>
+          <w:sz w:val="32"/>
+          <w:szCs w:val="32"/>
+        </w:rPr>
+        <w:t xml:space="preserve"># Use this command in the </w:t>
+      </w:r>
+      <w:proofErr w:type="spellStart"/>
+      <w:r>
+        <w:rPr>
+          <w:b/>
+          <w:bCs/>
+          <w:sz w:val="32"/>
+          <w:szCs w:val="32"/>
+        </w:rPr>
+        <w:t>project</w:t>
+      </w:r>
+      <w:r>
+        <w:rPr>
+          <w:b/>
+          <w:bCs/>
+          <w:sz w:val="32"/>
+          <w:szCs w:val="32"/>
+        </w:rPr>
+        <w:t>_</w:t>
+      </w:r>
+      <w:r>
+        <w:rPr>
+          <w:b/>
+          <w:bCs/>
+          <w:sz w:val="32"/>
+          <w:szCs w:val="32"/>
+        </w:rPr>
+        <w:t>root</w:t>
+      </w:r>
+      <w:r>
+        <w:rPr>
+          <w:sz w:val="32"/>
+          <w:szCs w:val="32"/>
+        </w:rPr>
+        <w:t>’s</w:t>
+      </w:r>
+      <w:proofErr w:type="spellEnd"/>
+      <w:r>
+        <w:rPr>
+          <w:sz w:val="32"/>
+          <w:szCs w:val="32"/>
+        </w:rPr>
+        <w:t xml:space="preserve"> terminal to set the app name</w:t>
+      </w:r>
+      <w:r>
+        <w:rPr>
+          <w:sz w:val="32"/>
+          <w:szCs w:val="32"/>
+        </w:rPr>
+        <w:t xml:space="preserve"> (But we can’t add spaces in the App name in this way for that set it manually)</w:t>
+      </w:r>
+    </w:p>
+    <w:p>
+      <w:pPr>
+        <w:jc w:val="both"/>
+        <w:rPr>
+          <w:b/>
+          <w:bCs/>
+          <w:color w:val="60CAF3" w:themeColor="accent4" w:themeTint="99"/>
+          <w:sz w:val="32"/>
+          <w:szCs w:val="32"/>
+        </w:rPr>
+      </w:pPr>
+      <w:r>
+        <w:rPr>
+          <w:b/>
+          <w:bCs/>
+          <w:color w:val="60CAF3" w:themeColor="accent4" w:themeTint="99"/>
+          <w:sz w:val="32"/>
+          <w:szCs w:val="32"/>
+        </w:rPr>
+        <w:t xml:space="preserve">rename </w:t>
+      </w:r>
+      <w:proofErr w:type="spellStart"/>
+      <w:r>
+        <w:rPr>
+          <w:b/>
+          <w:bCs/>
+          <w:color w:val="60CAF3" w:themeColor="accent4" w:themeTint="99"/>
+          <w:sz w:val="32"/>
+          <w:szCs w:val="32"/>
+        </w:rPr>
+        <w:t>setAppName</w:t>
+      </w:r>
+      <w:proofErr w:type="spellEnd"/>
+      <w:r>
+        <w:rPr>
+          <w:b/>
+          <w:bCs/>
+          <w:color w:val="60CAF3" w:themeColor="accent4" w:themeTint="99"/>
+          <w:sz w:val="32"/>
+          <w:szCs w:val="32"/>
+        </w:rPr>
+        <w:t xml:space="preserve"> </w:t>
+      </w:r>
+      <w:r>
+        <w:rPr>
+          <w:b/>
+          <w:bCs/>
+          <w:color w:val="60CAF3" w:themeColor="accent4" w:themeTint="99"/>
+          <w:sz w:val="32"/>
+          <w:szCs w:val="32"/>
+        </w:rPr>
+        <w:t>“</w:t>
+      </w:r>
+      <w:proofErr w:type="spellStart"/>
+      <w:r>
+        <w:rPr>
+          <w:b/>
+          <w:bCs/>
+          <w:color w:val="60CAF3" w:themeColor="accent4" w:themeTint="99"/>
+          <w:sz w:val="32"/>
+          <w:szCs w:val="32"/>
+        </w:rPr>
+        <w:t>new_app_name</w:t>
+      </w:r>
+      <w:proofErr w:type="spellEnd"/>
+      <w:r>
+        <w:rPr>
+          <w:b/>
+          <w:bCs/>
+          <w:color w:val="60CAF3" w:themeColor="accent4" w:themeTint="99"/>
+          <w:sz w:val="32"/>
+          <w:szCs w:val="32"/>
+        </w:rPr>
+        <w:t>”</w:t>
+      </w:r>
+    </w:p>
+    <w:p>
+      <w:pPr>
+        <w:jc w:val="both"/>
+        <w:rPr>
+          <w:sz w:val="32"/>
+          <w:szCs w:val="32"/>
+        </w:rPr>
+      </w:pPr>
+    </w:p>
+    <w:p>
+      <w:pPr>
+        <w:jc w:val="both"/>
+        <w:rPr>
+          <w:sz w:val="32"/>
+          <w:szCs w:val="32"/>
+        </w:rPr>
+      </w:pPr>
+      <w:r>
+        <w:rPr>
+          <w:sz w:val="32"/>
+          <w:szCs w:val="32"/>
+        </w:rPr>
+        <w:t>Manual Way</w:t>
+      </w:r>
+      <w:r>
+        <w:rPr>
+          <w:sz w:val="32"/>
+          <w:szCs w:val="32"/>
+        </w:rPr>
+        <w:t xml:space="preserve"> for Android</w:t>
+      </w:r>
+      <w:r>
+        <w:rPr>
+          <w:sz w:val="32"/>
+          <w:szCs w:val="32"/>
+        </w:rPr>
+        <w:t>:</w:t>
+      </w:r>
+    </w:p>
+    <w:p>
+      <w:pPr>
+        <w:jc w:val="both"/>
+        <w:rPr>
+          <w:sz w:val="32"/>
+          <w:szCs w:val="32"/>
+        </w:rPr>
+      </w:pPr>
+      <w:r>
+        <w:rPr>
+          <w:sz w:val="32"/>
+          <w:szCs w:val="32"/>
+        </w:rPr>
+        <w:t xml:space="preserve"># </w:t>
+      </w:r>
+      <w:r>
+        <w:rPr>
+          <w:sz w:val="32"/>
+          <w:szCs w:val="32"/>
+        </w:rPr>
+        <w:t>Step-1, open</w:t>
+      </w:r>
+      <w:r>
+        <w:rPr>
+          <w:b/>
+          <w:bCs/>
+          <w:sz w:val="32"/>
+          <w:szCs w:val="32"/>
+        </w:rPr>
+        <w:t xml:space="preserve"> </w:t>
+      </w:r>
+      <w:proofErr w:type="spellStart"/>
+      <w:r>
+        <w:rPr>
+          <w:b/>
+          <w:bCs/>
+          <w:sz w:val="32"/>
+          <w:szCs w:val="32"/>
+        </w:rPr>
+        <w:t>project_root</w:t>
+      </w:r>
+      <w:proofErr w:type="spellEnd"/>
+      <w:r>
+        <w:rPr>
+          <w:b/>
+          <w:bCs/>
+          <w:sz w:val="32"/>
+          <w:szCs w:val="32"/>
+        </w:rPr>
+        <w:t>/android/app/</w:t>
+      </w:r>
+      <w:proofErr w:type="spellStart"/>
+      <w:r>
+        <w:rPr>
+          <w:b/>
+          <w:bCs/>
+          <w:sz w:val="32"/>
+          <w:szCs w:val="32"/>
+        </w:rPr>
+        <w:t>build.gradle</w:t>
+      </w:r>
+      <w:proofErr w:type="spellEnd"/>
+      <w:r>
+        <w:rPr>
+          <w:sz w:val="32"/>
+          <w:szCs w:val="32"/>
+        </w:rPr>
+        <w:t xml:space="preserve"> then find:</w:t>
+      </w:r>
+    </w:p>
+    <w:p>
+      <w:pPr>
+        <w:jc w:val="both"/>
+        <w:rPr>
+          <w:b/>
+          <w:bCs/>
+          <w:color w:val="D86DCB" w:themeColor="accent5" w:themeTint="99"/>
+          <w:sz w:val="32"/>
+          <w:szCs w:val="32"/>
+        </w:rPr>
+      </w:pPr>
+      <w:r>
+        <w:rPr>
+          <w:b/>
+          <w:bCs/>
+          <w:color w:val="D86DCB" w:themeColor="accent5" w:themeTint="99"/>
+          <w:sz w:val="32"/>
+          <w:szCs w:val="32"/>
+        </w:rPr>
+        <w:t>…</w:t>
+      </w:r>
+    </w:p>
+    <w:p>
+      <w:pPr>
+        <w:jc w:val="both"/>
+        <w:rPr>
+          <w:b/>
+          <w:bCs/>
+          <w:color w:val="D86DCB" w:themeColor="accent5" w:themeTint="99"/>
+          <w:sz w:val="32"/>
+          <w:szCs w:val="32"/>
+        </w:rPr>
+      </w:pPr>
+      <w:proofErr w:type="spellStart"/>
+      <w:r>
+        <w:rPr>
+          <w:b/>
+          <w:bCs/>
+          <w:color w:val="D86DCB" w:themeColor="accent5" w:themeTint="99"/>
+          <w:sz w:val="32"/>
+          <w:szCs w:val="32"/>
+        </w:rPr>
+        <w:t>defaultConfig</w:t>
+      </w:r>
+      <w:proofErr w:type="spellEnd"/>
+      <w:r>
+        <w:rPr>
+          <w:b/>
+          <w:bCs/>
+          <w:color w:val="D86DCB" w:themeColor="accent5" w:themeTint="99"/>
+          <w:sz w:val="32"/>
+          <w:szCs w:val="32"/>
+        </w:rPr>
+        <w:t xml:space="preserve"> {</w:t>
+      </w:r>
+    </w:p>
+    <w:p>
+      <w:pPr>
+        <w:jc w:val="both"/>
+        <w:rPr>
+          <w:b/>
+          <w:bCs/>
+          <w:color w:val="D86DCB" w:themeColor="accent5" w:themeTint="99"/>
+          <w:sz w:val="32"/>
+          <w:szCs w:val="32"/>
+        </w:rPr>
+      </w:pPr>
+      <w:r>
+        <w:rPr>
+          <w:b/>
+          <w:bCs/>
+          <w:color w:val="D86DCB" w:themeColor="accent5" w:themeTint="99"/>
+          <w:sz w:val="32"/>
+          <w:szCs w:val="32"/>
+        </w:rPr>
+        <w:t xml:space="preserve">    </w:t>
+      </w:r>
+      <w:proofErr w:type="spellStart"/>
+      <w:r>
+        <w:rPr>
+          <w:b/>
+          <w:bCs/>
+          <w:color w:val="D86DCB" w:themeColor="accent5" w:themeTint="99"/>
+          <w:sz w:val="32"/>
+          <w:szCs w:val="32"/>
+        </w:rPr>
+        <w:t>applicationId</w:t>
+      </w:r>
+      <w:proofErr w:type="spellEnd"/>
+      <w:r>
+        <w:rPr>
+          <w:b/>
+          <w:bCs/>
+          <w:color w:val="D86DCB" w:themeColor="accent5" w:themeTint="99"/>
+          <w:sz w:val="32"/>
+          <w:szCs w:val="32"/>
+        </w:rPr>
+        <w:t xml:space="preserve"> "</w:t>
+      </w:r>
+      <w:proofErr w:type="spellStart"/>
+      <w:r>
+        <w:rPr>
+          <w:b/>
+          <w:bCs/>
+          <w:color w:val="D86DCB" w:themeColor="accent5" w:themeTint="99"/>
+          <w:sz w:val="32"/>
+          <w:szCs w:val="32"/>
+        </w:rPr>
+        <w:t>com.</w:t>
+      </w:r>
+      <w:proofErr w:type="gramStart"/>
+      <w:r>
+        <w:rPr>
+          <w:b/>
+          <w:bCs/>
+          <w:color w:val="D86DCB" w:themeColor="accent5" w:themeTint="99"/>
+          <w:sz w:val="32"/>
+          <w:szCs w:val="32"/>
+        </w:rPr>
+        <w:t>example.myapp</w:t>
+      </w:r>
+      <w:proofErr w:type="spellEnd"/>
+      <w:proofErr w:type="gramEnd"/>
+      <w:r>
+        <w:rPr>
+          <w:b/>
+          <w:bCs/>
+          <w:color w:val="D86DCB" w:themeColor="accent5" w:themeTint="99"/>
+          <w:sz w:val="32"/>
+          <w:szCs w:val="32"/>
+        </w:rPr>
+        <w:t>"</w:t>
+      </w:r>
+    </w:p>
+    <w:p>
+      <w:pPr>
+        <w:jc w:val="both"/>
+        <w:rPr>
+          <w:b/>
+          <w:bCs/>
+          <w:color w:val="D86DCB" w:themeColor="accent5" w:themeTint="99"/>
+          <w:sz w:val="32"/>
+          <w:szCs w:val="32"/>
+        </w:rPr>
+      </w:pPr>
+      <w:r>
+        <w:rPr>
+          <w:b/>
+          <w:bCs/>
+          <w:color w:val="D86DCB" w:themeColor="accent5" w:themeTint="99"/>
+          <w:sz w:val="32"/>
+          <w:szCs w:val="32"/>
+        </w:rPr>
+        <w:t>…</w:t>
+      </w:r>
+    </w:p>
+    <w:p>
+      <w:pPr>
+        <w:jc w:val="both"/>
+        <w:rPr>
+          <w:sz w:val="32"/>
+          <w:szCs w:val="32"/>
+        </w:rPr>
+      </w:pPr>
+      <w:r>
+        <w:rPr>
+          <w:sz w:val="32"/>
+          <w:szCs w:val="32"/>
+        </w:rPr>
+        <w:t># Change to</w:t>
+      </w:r>
+    </w:p>
+    <w:p>
+      <w:pPr>
+        <w:jc w:val="both"/>
+        <w:rPr>
+          <w:b/>
+          <w:bCs/>
+          <w:color w:val="D86DCB" w:themeColor="accent5" w:themeTint="99"/>
+          <w:sz w:val="32"/>
+          <w:szCs w:val="32"/>
+        </w:rPr>
+      </w:pPr>
+      <w:proofErr w:type="spellStart"/>
+      <w:r>
+        <w:rPr>
+          <w:b/>
+          <w:bCs/>
+          <w:color w:val="D86DCB" w:themeColor="accent5" w:themeTint="99"/>
+          <w:sz w:val="32"/>
+          <w:szCs w:val="32"/>
+        </w:rPr>
+        <w:t>defaultConfig</w:t>
+      </w:r>
+      <w:proofErr w:type="spellEnd"/>
+      <w:r>
+        <w:rPr>
+          <w:b/>
+          <w:bCs/>
+          <w:color w:val="D86DCB" w:themeColor="accent5" w:themeTint="99"/>
+          <w:sz w:val="32"/>
+          <w:szCs w:val="32"/>
+        </w:rPr>
+        <w:t xml:space="preserve"> {</w:t>
+      </w:r>
+    </w:p>
+    <w:p>
+      <w:pPr>
+        <w:jc w:val="both"/>
+        <w:rPr>
+          <w:b/>
+          <w:bCs/>
+          <w:color w:val="D86DCB" w:themeColor="accent5" w:themeTint="99"/>
+          <w:sz w:val="32"/>
+          <w:szCs w:val="32"/>
+        </w:rPr>
+      </w:pPr>
+      <w:r>
+        <w:rPr>
+          <w:b/>
+          <w:bCs/>
+          <w:color w:val="D86DCB" w:themeColor="accent5" w:themeTint="99"/>
+          <w:sz w:val="32"/>
+          <w:szCs w:val="32"/>
+        </w:rPr>
+        <w:t xml:space="preserve">    </w:t>
+      </w:r>
+      <w:proofErr w:type="spellStart"/>
+      <w:r>
+        <w:rPr>
+          <w:b/>
+          <w:bCs/>
+          <w:color w:val="D86DCB" w:themeColor="accent5" w:themeTint="99"/>
+          <w:sz w:val="32"/>
+          <w:szCs w:val="32"/>
+        </w:rPr>
+        <w:t>applicationId</w:t>
+      </w:r>
+      <w:proofErr w:type="spellEnd"/>
+      <w:r>
+        <w:rPr>
+          <w:b/>
+          <w:bCs/>
+          <w:color w:val="D86DCB" w:themeColor="accent5" w:themeTint="99"/>
+          <w:sz w:val="32"/>
+          <w:szCs w:val="32"/>
+        </w:rPr>
+        <w:t xml:space="preserve"> "</w:t>
+      </w:r>
+      <w:proofErr w:type="spellStart"/>
+      <w:proofErr w:type="gramStart"/>
+      <w:r>
+        <w:rPr>
+          <w:b/>
+          <w:bCs/>
+          <w:color w:val="D86DCB" w:themeColor="accent5" w:themeTint="99"/>
+          <w:sz w:val="32"/>
+          <w:szCs w:val="32"/>
+        </w:rPr>
+        <w:t>com.nazmul</w:t>
+      </w:r>
+      <w:proofErr w:type="gramEnd"/>
+      <w:r>
+        <w:rPr>
+          <w:b/>
+          <w:bCs/>
+          <w:color w:val="D86DCB" w:themeColor="accent5" w:themeTint="99"/>
+          <w:sz w:val="32"/>
+          <w:szCs w:val="32"/>
+        </w:rPr>
+        <w:t>.todoapp</w:t>
+      </w:r>
+      <w:proofErr w:type="spellEnd"/>
+      <w:r>
+        <w:rPr>
+          <w:b/>
+          <w:bCs/>
+          <w:color w:val="D86DCB" w:themeColor="accent5" w:themeTint="99"/>
+          <w:sz w:val="32"/>
+          <w:szCs w:val="32"/>
+        </w:rPr>
+        <w:t>"</w:t>
+      </w:r>
+    </w:p>
+    <w:p>
+      <w:pPr>
+        <w:jc w:val="both"/>
+        <w:rPr>
+          <w:sz w:val="32"/>
+          <w:szCs w:val="32"/>
+        </w:rPr>
+      </w:pPr>
+      <w:r>
+        <w:rPr>
+          <w:sz w:val="32"/>
+          <w:szCs w:val="32"/>
+        </w:rPr>
+        <w:t># This is the REAL Android App ID.</w:t>
+      </w:r>
+    </w:p>
+    <w:p>
+      <w:pPr>
+        <w:jc w:val="both"/>
+        <w:rPr>
+          <w:sz w:val="32"/>
+          <w:szCs w:val="32"/>
+        </w:rPr>
+      </w:pPr>
+    </w:p>
+    <w:p>
+      <w:pPr>
+        <w:jc w:val="both"/>
+        <w:rPr>
+          <w:sz w:val="32"/>
+          <w:szCs w:val="32"/>
+        </w:rPr>
+      </w:pPr>
+      <w:r>
+        <w:rPr>
+          <w:sz w:val="32"/>
+          <w:szCs w:val="32"/>
+        </w:rPr>
         <w:lastRenderedPageBreak/>
-        <w:t>}</w:t>
+        <w:t># Step-2, change package folder structure</w:t>
+      </w:r>
+      <w:r>
+        <w:rPr>
+          <w:sz w:val="32"/>
+          <w:szCs w:val="32"/>
+        </w:rPr>
+        <w:t xml:space="preserve">. Now go to </w:t>
+      </w:r>
+      <w:r>
+        <w:rPr>
+          <w:b/>
+          <w:bCs/>
+          <w:sz w:val="32"/>
+          <w:szCs w:val="32"/>
+        </w:rPr>
+        <w:t>android/app/</w:t>
+      </w:r>
+      <w:proofErr w:type="spellStart"/>
+      <w:r>
+        <w:rPr>
+          <w:b/>
+          <w:bCs/>
+          <w:sz w:val="32"/>
+          <w:szCs w:val="32"/>
+        </w:rPr>
+        <w:t>src</w:t>
+      </w:r>
+      <w:proofErr w:type="spellEnd"/>
+      <w:r>
+        <w:rPr>
+          <w:b/>
+          <w:bCs/>
+          <w:sz w:val="32"/>
+          <w:szCs w:val="32"/>
+        </w:rPr>
+        <w:t>/main/</w:t>
+      </w:r>
+      <w:proofErr w:type="spellStart"/>
+      <w:r>
+        <w:rPr>
+          <w:b/>
+          <w:bCs/>
+          <w:sz w:val="32"/>
+          <w:szCs w:val="32"/>
+        </w:rPr>
+        <w:t>kotlin</w:t>
+      </w:r>
+      <w:proofErr w:type="spellEnd"/>
+      <w:r>
+        <w:rPr>
+          <w:b/>
+          <w:bCs/>
+          <w:sz w:val="32"/>
+          <w:szCs w:val="32"/>
+        </w:rPr>
+        <w:t>/</w:t>
+      </w:r>
+    </w:p>
+    <w:p>
+      <w:pPr>
+        <w:jc w:val="both"/>
+        <w:rPr>
+          <w:sz w:val="32"/>
+          <w:szCs w:val="32"/>
+        </w:rPr>
+      </w:pPr>
+      <w:r>
+        <w:rPr>
+          <w:sz w:val="32"/>
+          <w:szCs w:val="32"/>
+        </w:rPr>
+        <w:t># We’ll see something like:</w:t>
+      </w:r>
+    </w:p>
+    <w:p>
+      <w:pPr>
+        <w:jc w:val="both"/>
+        <w:rPr>
+          <w:b/>
+          <w:bCs/>
+          <w:sz w:val="32"/>
+          <w:szCs w:val="32"/>
+        </w:rPr>
+      </w:pPr>
+      <w:r>
+        <w:rPr>
+          <w:b/>
+          <w:bCs/>
+          <w:sz w:val="32"/>
+          <w:szCs w:val="32"/>
+        </w:rPr>
+        <w:t>com/example/</w:t>
+      </w:r>
+      <w:proofErr w:type="spellStart"/>
+      <w:r>
+        <w:rPr>
+          <w:b/>
+          <w:bCs/>
+          <w:sz w:val="32"/>
+          <w:szCs w:val="32"/>
+        </w:rPr>
+        <w:t>myapp</w:t>
+      </w:r>
+      <w:proofErr w:type="spellEnd"/>
+      <w:r>
+        <w:rPr>
+          <w:b/>
+          <w:bCs/>
+          <w:sz w:val="32"/>
+          <w:szCs w:val="32"/>
+        </w:rPr>
+        <w:t>/</w:t>
+      </w:r>
+      <w:proofErr w:type="spellStart"/>
+      <w:r>
+        <w:rPr>
+          <w:b/>
+          <w:bCs/>
+          <w:sz w:val="32"/>
+          <w:szCs w:val="32"/>
+        </w:rPr>
+        <w:t>MainActivity.kt</w:t>
+      </w:r>
+      <w:proofErr w:type="spellEnd"/>
+    </w:p>
+    <w:p>
+      <w:pPr>
+        <w:jc w:val="both"/>
+        <w:rPr>
+          <w:sz w:val="32"/>
+          <w:szCs w:val="32"/>
+        </w:rPr>
+      </w:pPr>
+      <w:r>
+        <w:rPr>
+          <w:sz w:val="32"/>
+          <w:szCs w:val="32"/>
+        </w:rPr>
+        <w:t># We must rename folders to match new package:</w:t>
+      </w:r>
+    </w:p>
+    <w:p>
+      <w:pPr>
+        <w:jc w:val="both"/>
+        <w:rPr>
+          <w:b/>
+          <w:bCs/>
+          <w:sz w:val="32"/>
+          <w:szCs w:val="32"/>
+        </w:rPr>
+      </w:pPr>
+      <w:r>
+        <w:rPr>
+          <w:b/>
+          <w:bCs/>
+          <w:sz w:val="32"/>
+          <w:szCs w:val="32"/>
+        </w:rPr>
+        <w:t>com/</w:t>
+      </w:r>
+      <w:proofErr w:type="spellStart"/>
+      <w:r>
+        <w:rPr>
+          <w:b/>
+          <w:bCs/>
+          <w:sz w:val="32"/>
+          <w:szCs w:val="32"/>
+        </w:rPr>
+        <w:t>nazmul</w:t>
+      </w:r>
+      <w:proofErr w:type="spellEnd"/>
+      <w:r>
+        <w:rPr>
+          <w:b/>
+          <w:bCs/>
+          <w:sz w:val="32"/>
+          <w:szCs w:val="32"/>
+        </w:rPr>
+        <w:t>/</w:t>
+      </w:r>
+      <w:proofErr w:type="spellStart"/>
+      <w:r>
+        <w:rPr>
+          <w:b/>
+          <w:bCs/>
+          <w:sz w:val="32"/>
+          <w:szCs w:val="32"/>
+        </w:rPr>
+        <w:t>todoapp</w:t>
+      </w:r>
+      <w:proofErr w:type="spellEnd"/>
+      <w:r>
+        <w:rPr>
+          <w:b/>
+          <w:bCs/>
+          <w:sz w:val="32"/>
+          <w:szCs w:val="32"/>
+        </w:rPr>
+        <w:t>/</w:t>
+      </w:r>
+      <w:proofErr w:type="spellStart"/>
+      <w:r>
+        <w:rPr>
+          <w:b/>
+          <w:bCs/>
+          <w:sz w:val="32"/>
+          <w:szCs w:val="32"/>
+        </w:rPr>
+        <w:t>MainActivity.kt</w:t>
+      </w:r>
+      <w:proofErr w:type="spellEnd"/>
+    </w:p>
+    <w:p>
+      <w:pPr>
+        <w:jc w:val="both"/>
+        <w:rPr>
+          <w:sz w:val="32"/>
+          <w:szCs w:val="32"/>
+        </w:rPr>
+      </w:pPr>
+      <w:r>
+        <w:rPr>
+          <w:sz w:val="32"/>
+          <w:szCs w:val="32"/>
+        </w:rPr>
+        <w:t># Right click folder</w:t>
+      </w:r>
+      <w:r>
+        <w:rPr>
+          <w:sz w:val="32"/>
+          <w:szCs w:val="32"/>
+        </w:rPr>
+        <w:t xml:space="preserve"> </w:t>
+      </w:r>
+      <w:r>
+        <w:rPr>
+          <w:sz w:val="32"/>
+          <w:szCs w:val="32"/>
+        </w:rPr>
+        <w:sym w:font="Wingdings" w:char="F0E0"/>
+      </w:r>
+      <w:r>
+        <w:rPr>
+          <w:sz w:val="32"/>
+          <w:szCs w:val="32"/>
+        </w:rPr>
+        <w:t xml:space="preserve"> R</w:t>
+      </w:r>
+      <w:r>
+        <w:rPr>
+          <w:sz w:val="32"/>
+          <w:szCs w:val="32"/>
+        </w:rPr>
+        <w:t>efactor</w:t>
+      </w:r>
+      <w:r>
+        <w:rPr>
+          <w:sz w:val="32"/>
+          <w:szCs w:val="32"/>
+        </w:rPr>
+        <w:t xml:space="preserve"> </w:t>
+      </w:r>
+      <w:r>
+        <w:rPr>
+          <w:sz w:val="32"/>
+          <w:szCs w:val="32"/>
+        </w:rPr>
+        <w:sym w:font="Wingdings" w:char="F0E0"/>
+      </w:r>
+      <w:r>
+        <w:rPr>
+          <w:sz w:val="32"/>
+          <w:szCs w:val="32"/>
+        </w:rPr>
+        <w:t xml:space="preserve"> Rename or manually create new structure and move file.</w:t>
+      </w:r>
+    </w:p>
+    <w:p>
+      <w:pPr>
+        <w:jc w:val="both"/>
+        <w:rPr>
+          <w:sz w:val="32"/>
+          <w:szCs w:val="32"/>
+        </w:rPr>
+      </w:pPr>
+    </w:p>
+    <w:p>
+      <w:pPr>
+        <w:jc w:val="both"/>
+        <w:rPr>
+          <w:sz w:val="32"/>
+          <w:szCs w:val="32"/>
+        </w:rPr>
+      </w:pPr>
+      <w:r>
+        <w:rPr>
+          <w:sz w:val="32"/>
+          <w:szCs w:val="32"/>
+        </w:rPr>
+        <w:t># Step-3,</w:t>
+      </w:r>
+      <w:r>
+        <w:rPr>
+          <w:sz w:val="32"/>
+          <w:szCs w:val="32"/>
+        </w:rPr>
+        <w:t xml:space="preserve"> update package inside </w:t>
+      </w:r>
+      <w:proofErr w:type="spellStart"/>
+      <w:r>
+        <w:rPr>
+          <w:b/>
+          <w:bCs/>
+          <w:sz w:val="32"/>
+          <w:szCs w:val="32"/>
+        </w:rPr>
+        <w:t>MainActivity.kt</w:t>
+      </w:r>
+      <w:proofErr w:type="spellEnd"/>
+    </w:p>
+    <w:p>
+      <w:pPr>
+        <w:jc w:val="both"/>
+        <w:rPr>
+          <w:sz w:val="32"/>
+          <w:szCs w:val="32"/>
+        </w:rPr>
+      </w:pPr>
+      <w:r>
+        <w:rPr>
+          <w:sz w:val="32"/>
+          <w:szCs w:val="32"/>
+        </w:rPr>
+        <w:t># Old:</w:t>
+      </w:r>
+    </w:p>
+    <w:p>
+      <w:pPr>
+        <w:jc w:val="both"/>
+        <w:rPr>
+          <w:b/>
+          <w:bCs/>
+          <w:color w:val="D86DCB" w:themeColor="accent5" w:themeTint="99"/>
+          <w:sz w:val="32"/>
+          <w:szCs w:val="32"/>
+        </w:rPr>
+      </w:pPr>
+      <w:r>
+        <w:rPr>
+          <w:b/>
+          <w:bCs/>
+          <w:color w:val="D86DCB" w:themeColor="accent5" w:themeTint="99"/>
+          <w:sz w:val="32"/>
+          <w:szCs w:val="32"/>
+        </w:rPr>
+        <w:t xml:space="preserve">package </w:t>
+      </w:r>
+      <w:proofErr w:type="spellStart"/>
+      <w:r>
+        <w:rPr>
+          <w:b/>
+          <w:bCs/>
+          <w:color w:val="D86DCB" w:themeColor="accent5" w:themeTint="99"/>
+          <w:sz w:val="32"/>
+          <w:szCs w:val="32"/>
+        </w:rPr>
+        <w:t>com.</w:t>
+      </w:r>
+      <w:proofErr w:type="gramStart"/>
+      <w:r>
+        <w:rPr>
+          <w:b/>
+          <w:bCs/>
+          <w:color w:val="D86DCB" w:themeColor="accent5" w:themeTint="99"/>
+          <w:sz w:val="32"/>
+          <w:szCs w:val="32"/>
+        </w:rPr>
+        <w:t>example.myapp</w:t>
+      </w:r>
+      <w:proofErr w:type="spellEnd"/>
+      <w:proofErr w:type="gramEnd"/>
+    </w:p>
+    <w:p>
+      <w:pPr>
+        <w:jc w:val="both"/>
+        <w:rPr>
+          <w:sz w:val="32"/>
+          <w:szCs w:val="32"/>
+        </w:rPr>
+      </w:pPr>
+      <w:r>
+        <w:rPr>
+          <w:sz w:val="32"/>
+          <w:szCs w:val="32"/>
+        </w:rPr>
+        <w:t># New:</w:t>
+      </w:r>
+    </w:p>
+    <w:p>
+      <w:pPr>
+        <w:jc w:val="both"/>
+        <w:rPr>
+          <w:b/>
+          <w:bCs/>
+          <w:color w:val="D86DCB" w:themeColor="accent5" w:themeTint="99"/>
+          <w:sz w:val="32"/>
+          <w:szCs w:val="32"/>
+        </w:rPr>
+      </w:pPr>
+      <w:r>
+        <w:rPr>
+          <w:b/>
+          <w:bCs/>
+          <w:color w:val="D86DCB" w:themeColor="accent5" w:themeTint="99"/>
+          <w:sz w:val="32"/>
+          <w:szCs w:val="32"/>
+        </w:rPr>
+        <w:t xml:space="preserve">package </w:t>
+      </w:r>
+      <w:proofErr w:type="spellStart"/>
+      <w:proofErr w:type="gramStart"/>
+      <w:r>
+        <w:rPr>
+          <w:b/>
+          <w:bCs/>
+          <w:color w:val="D86DCB" w:themeColor="accent5" w:themeTint="99"/>
+          <w:sz w:val="32"/>
+          <w:szCs w:val="32"/>
+        </w:rPr>
+        <w:t>com.nazmul</w:t>
+      </w:r>
+      <w:proofErr w:type="gramEnd"/>
+      <w:r>
+        <w:rPr>
+          <w:b/>
+          <w:bCs/>
+          <w:color w:val="D86DCB" w:themeColor="accent5" w:themeTint="99"/>
+          <w:sz w:val="32"/>
+          <w:szCs w:val="32"/>
+        </w:rPr>
+        <w:t>.todoapp</w:t>
+      </w:r>
+      <w:proofErr w:type="spellEnd"/>
+    </w:p>
+    <w:p>
+      <w:pPr>
+        <w:jc w:val="both"/>
+        <w:rPr>
+          <w:sz w:val="32"/>
+          <w:szCs w:val="32"/>
+        </w:rPr>
+      </w:pPr>
+      <w:r>
+        <w:rPr>
+          <w:sz w:val="32"/>
+          <w:szCs w:val="32"/>
+        </w:rPr>
+        <w:t xml:space="preserve"># If this doesn’t match </w:t>
+      </w:r>
+      <w:r>
+        <w:rPr>
+          <w:sz w:val="32"/>
+          <w:szCs w:val="32"/>
+        </w:rPr>
+        <w:sym w:font="Wingdings" w:char="F0E0"/>
+      </w:r>
+      <w:r>
+        <w:rPr>
+          <w:sz w:val="32"/>
+          <w:szCs w:val="32"/>
+        </w:rPr>
+        <w:t xml:space="preserve"> app will crash</w:t>
+      </w:r>
+    </w:p>
+    <w:p>
+      <w:pPr>
+        <w:jc w:val="both"/>
+        <w:rPr>
+          <w:sz w:val="32"/>
+          <w:szCs w:val="32"/>
+        </w:rPr>
+      </w:pPr>
+    </w:p>
+    <w:p>
+      <w:pPr>
+        <w:jc w:val="both"/>
+        <w:rPr>
+          <w:sz w:val="32"/>
+          <w:szCs w:val="32"/>
+        </w:rPr>
+      </w:pPr>
+      <w:r>
+        <w:rPr>
+          <w:sz w:val="32"/>
+          <w:szCs w:val="32"/>
+        </w:rPr>
+        <w:t>For iOS:</w:t>
+      </w:r>
+    </w:p>
+    <w:p>
+      <w:pPr>
+        <w:jc w:val="both"/>
+        <w:rPr>
+          <w:sz w:val="32"/>
+          <w:szCs w:val="32"/>
+        </w:rPr>
+      </w:pPr>
+      <w:r>
+        <w:rPr>
+          <w:sz w:val="32"/>
+          <w:szCs w:val="32"/>
+        </w:rPr>
+        <w:t xml:space="preserve"># </w:t>
+      </w:r>
+      <w:r>
+        <w:rPr>
+          <w:sz w:val="32"/>
+          <w:szCs w:val="32"/>
+        </w:rPr>
+        <w:t>Open in Xcode go to:</w:t>
+      </w:r>
+    </w:p>
+    <w:p>
+      <w:pPr>
+        <w:jc w:val="both"/>
+        <w:rPr>
+          <w:b/>
+          <w:bCs/>
+          <w:sz w:val="32"/>
+          <w:szCs w:val="32"/>
+        </w:rPr>
+      </w:pPr>
+      <w:proofErr w:type="spellStart"/>
+      <w:r>
+        <w:rPr>
+          <w:b/>
+          <w:bCs/>
+          <w:sz w:val="32"/>
+          <w:szCs w:val="32"/>
+        </w:rPr>
+        <w:t>ios</w:t>
+      </w:r>
+      <w:proofErr w:type="spellEnd"/>
+      <w:r>
+        <w:rPr>
+          <w:b/>
+          <w:bCs/>
+          <w:sz w:val="32"/>
+          <w:szCs w:val="32"/>
+        </w:rPr>
+        <w:t>/</w:t>
+      </w:r>
+      <w:proofErr w:type="spellStart"/>
+      <w:r>
+        <w:rPr>
+          <w:b/>
+          <w:bCs/>
+          <w:sz w:val="32"/>
+          <w:szCs w:val="32"/>
+        </w:rPr>
+        <w:t>Runner.xcworkspace</w:t>
+      </w:r>
+      <w:proofErr w:type="spellEnd"/>
+    </w:p>
+    <w:p>
+      <w:pPr>
+        <w:jc w:val="both"/>
+        <w:rPr>
+          <w:sz w:val="32"/>
+          <w:szCs w:val="32"/>
+        </w:rPr>
+      </w:pPr>
+      <w:r>
+        <w:rPr>
+          <w:sz w:val="32"/>
+          <w:szCs w:val="32"/>
+        </w:rPr>
+        <w:t># Then:</w:t>
+      </w:r>
+    </w:p>
+    <w:p>
+      <w:pPr>
+        <w:jc w:val="both"/>
+        <w:rPr>
+          <w:b/>
+          <w:bCs/>
+          <w:sz w:val="32"/>
+          <w:szCs w:val="32"/>
+        </w:rPr>
+      </w:pPr>
+      <w:r>
+        <w:rPr>
+          <w:b/>
+          <w:bCs/>
+          <w:sz w:val="32"/>
+          <w:szCs w:val="32"/>
+        </w:rPr>
+        <w:t>Runner → General → Identity → Bundle Identifier</w:t>
+      </w:r>
+    </w:p>
+    <w:p>
+      <w:pPr>
+        <w:jc w:val="both"/>
+        <w:rPr>
+          <w:sz w:val="32"/>
+          <w:szCs w:val="32"/>
+        </w:rPr>
+      </w:pPr>
+      <w:r>
+        <w:rPr>
+          <w:sz w:val="32"/>
+          <w:szCs w:val="32"/>
+        </w:rPr>
+        <w:t># Change:</w:t>
+      </w:r>
+    </w:p>
+    <w:p>
+      <w:pPr>
+        <w:jc w:val="both"/>
+        <w:rPr>
+          <w:b/>
+          <w:bCs/>
+          <w:sz w:val="32"/>
+          <w:szCs w:val="32"/>
+        </w:rPr>
+      </w:pPr>
+      <w:proofErr w:type="spellStart"/>
+      <w:r>
+        <w:rPr>
+          <w:b/>
+          <w:bCs/>
+          <w:sz w:val="32"/>
+          <w:szCs w:val="32"/>
+        </w:rPr>
+        <w:t>com.</w:t>
+      </w:r>
+      <w:proofErr w:type="gramStart"/>
+      <w:r>
+        <w:rPr>
+          <w:b/>
+          <w:bCs/>
+          <w:sz w:val="32"/>
+          <w:szCs w:val="32"/>
+        </w:rPr>
+        <w:t>example.myapp</w:t>
+      </w:r>
+      <w:proofErr w:type="spellEnd"/>
+      <w:proofErr w:type="gramEnd"/>
+    </w:p>
+    <w:p>
+      <w:pPr>
+        <w:jc w:val="both"/>
+        <w:rPr>
+          <w:sz w:val="32"/>
+          <w:szCs w:val="32"/>
+        </w:rPr>
+      </w:pPr>
+      <w:r>
+        <w:rPr>
+          <w:sz w:val="32"/>
+          <w:szCs w:val="32"/>
+        </w:rPr>
+        <w:lastRenderedPageBreak/>
+        <w:t># T</w:t>
+      </w:r>
+      <w:r>
+        <w:rPr>
+          <w:sz w:val="32"/>
+          <w:szCs w:val="32"/>
+        </w:rPr>
+        <w:t>o:</w:t>
+      </w:r>
+    </w:p>
+    <w:p>
+      <w:pPr>
+        <w:jc w:val="both"/>
+        <w:rPr>
+          <w:b/>
+          <w:bCs/>
+          <w:sz w:val="32"/>
+          <w:szCs w:val="32"/>
+        </w:rPr>
+      </w:pPr>
+      <w:proofErr w:type="spellStart"/>
+      <w:proofErr w:type="gramStart"/>
+      <w:r>
+        <w:rPr>
+          <w:b/>
+          <w:bCs/>
+          <w:sz w:val="32"/>
+          <w:szCs w:val="32"/>
+        </w:rPr>
+        <w:t>com.nazmul</w:t>
+      </w:r>
+      <w:proofErr w:type="gramEnd"/>
+      <w:r>
+        <w:rPr>
+          <w:b/>
+          <w:bCs/>
+          <w:sz w:val="32"/>
+          <w:szCs w:val="32"/>
+        </w:rPr>
+        <w:t>.todoapp</w:t>
+      </w:r>
+      <w:proofErr w:type="spellEnd"/>
+    </w:p>
+    <w:p>
+      <w:pPr>
+        <w:jc w:val="both"/>
+        <w:rPr>
+          <w:sz w:val="32"/>
+          <w:szCs w:val="32"/>
+        </w:rPr>
+      </w:pPr>
+      <w:r>
+        <w:rPr>
+          <w:sz w:val="32"/>
+          <w:szCs w:val="32"/>
+        </w:rPr>
+        <w:t xml:space="preserve"># </w:t>
+      </w:r>
+      <w:r>
+        <w:rPr>
+          <w:sz w:val="32"/>
+          <w:szCs w:val="32"/>
+        </w:rPr>
+        <w:t>That’s it for iOS.</w:t>
+      </w:r>
+    </w:p>
+    <w:p>
+      <w:pPr>
+        <w:jc w:val="both"/>
+        <w:rPr>
+          <w:sz w:val="32"/>
+          <w:szCs w:val="32"/>
+        </w:rPr>
+      </w:pPr>
+    </w:p>
+    <w:p>
+      <w:pPr>
+        <w:jc w:val="both"/>
+        <w:rPr>
+          <w:sz w:val="32"/>
+          <w:szCs w:val="32"/>
+        </w:rPr>
+      </w:pPr>
+    </w:p>
+    <w:p>
+      <w:pPr>
+        <w:jc w:val="both"/>
+        <w:rPr>
+          <w:b/>
+          <w:bCs/>
+          <w:sz w:val="32"/>
+          <w:szCs w:val="32"/>
+        </w:rPr>
+      </w:pPr>
+      <w:r>
+        <w:rPr>
+          <w:b/>
+          <w:bCs/>
+          <w:sz w:val="32"/>
+          <w:szCs w:val="32"/>
+        </w:rPr>
+        <w:t xml:space="preserve">More on </w:t>
+      </w:r>
+      <w:proofErr w:type="spellStart"/>
+      <w:r>
+        <w:rPr>
+          <w:b/>
+          <w:bCs/>
+          <w:sz w:val="32"/>
+          <w:szCs w:val="32"/>
+        </w:rPr>
+        <w:t>applicationId</w:t>
+      </w:r>
+      <w:proofErr w:type="spellEnd"/>
+      <w:r>
+        <w:rPr>
+          <w:b/>
+          <w:bCs/>
+          <w:sz w:val="32"/>
+          <w:szCs w:val="32"/>
+        </w:rPr>
+        <w:t xml:space="preserve"> </w:t>
+      </w:r>
+      <w:r>
+        <w:rPr>
+          <w:b/>
+          <w:bCs/>
+          <w:sz w:val="32"/>
+          <w:szCs w:val="32"/>
+        </w:rPr>
+        <w:t>(Android)</w:t>
+      </w:r>
+      <w:r>
+        <w:rPr>
+          <w:b/>
+          <w:bCs/>
+          <w:sz w:val="32"/>
+          <w:szCs w:val="32"/>
+        </w:rPr>
+        <w:t>:</w:t>
+      </w:r>
+    </w:p>
+    <w:p>
+      <w:pPr>
+        <w:jc w:val="both"/>
+        <w:rPr>
+          <w:sz w:val="32"/>
+          <w:szCs w:val="32"/>
+        </w:rPr>
+      </w:pPr>
+      <w:r>
+        <w:rPr>
+          <w:sz w:val="32"/>
+          <w:szCs w:val="32"/>
+        </w:rPr>
+        <w:t xml:space="preserve"># When we </w:t>
+      </w:r>
+      <w:r>
+        <w:rPr>
+          <w:sz w:val="32"/>
+          <w:szCs w:val="32"/>
+        </w:rPr>
+        <w:t>specify this</w:t>
       </w:r>
     </w:p>
     <w:p>
@@ -3156,93 +4744,507 @@
       <w:pPr>
         <w:jc w:val="both"/>
         <w:rPr>
-          <w:sz w:val="32"/>
-          <w:szCs w:val="32"/>
-        </w:rPr>
-      </w:pPr>
-      <w:r>
-        <w:rPr>
-          <w:sz w:val="32"/>
-          <w:szCs w:val="32"/>
-        </w:rPr>
-        <w:t xml:space="preserve"># Use this command in the </w:t>
-      </w:r>
-      <w:proofErr w:type="spellStart"/>
-      <w:r>
-        <w:rPr>
-          <w:sz w:val="32"/>
-          <w:szCs w:val="32"/>
-        </w:rPr>
-        <w:t>project</w:t>
-      </w:r>
-      <w:r>
-        <w:rPr>
-          <w:sz w:val="32"/>
-          <w:szCs w:val="32"/>
-        </w:rPr>
-        <w:t>_</w:t>
-      </w:r>
-      <w:r>
-        <w:rPr>
-          <w:sz w:val="32"/>
-          <w:szCs w:val="32"/>
-        </w:rPr>
-        <w:t>root’s</w:t>
-      </w:r>
-      <w:proofErr w:type="spellEnd"/>
-      <w:r>
-        <w:rPr>
-          <w:sz w:val="32"/>
-          <w:szCs w:val="32"/>
-        </w:rPr>
-        <w:t xml:space="preserve"> terminal to set the app name</w:t>
-      </w:r>
-      <w:r>
-        <w:rPr>
-          <w:sz w:val="32"/>
-          <w:szCs w:val="32"/>
-        </w:rPr>
-        <w:t xml:space="preserve"> (But we can’t add spaces in the App name in this way for that set it manually)</w:t>
-      </w:r>
-    </w:p>
-    <w:p>
-      <w:pPr>
-        <w:jc w:val="both"/>
-        <w:rPr>
-          <w:b/>
-          <w:bCs/>
-          <w:color w:val="60CAF3" w:themeColor="accent4" w:themeTint="99"/>
-          <w:sz w:val="32"/>
-          <w:szCs w:val="32"/>
-        </w:rPr>
-      </w:pPr>
-      <w:r>
-        <w:rPr>
-          <w:b/>
-          <w:bCs/>
-          <w:color w:val="60CAF3" w:themeColor="accent4" w:themeTint="99"/>
-          <w:sz w:val="32"/>
-          <w:szCs w:val="32"/>
-        </w:rPr>
-        <w:t xml:space="preserve">rename </w:t>
-      </w:r>
-      <w:proofErr w:type="spellStart"/>
-      <w:r>
-        <w:rPr>
-          <w:b/>
-          <w:bCs/>
-          <w:color w:val="60CAF3" w:themeColor="accent4" w:themeTint="99"/>
-          <w:sz w:val="32"/>
-          <w:szCs w:val="32"/>
-        </w:rPr>
-        <w:t>setAppName</w:t>
-      </w:r>
-      <w:proofErr w:type="spellEnd"/>
-      <w:r>
-        <w:rPr>
-          <w:b/>
-          <w:bCs/>
-          <w:color w:val="60CAF3" w:themeColor="accent4" w:themeTint="99"/>
+          <w:b/>
+          <w:bCs/>
+          <w:color w:val="D86DCB" w:themeColor="accent5" w:themeTint="99"/>
+          <w:sz w:val="32"/>
+          <w:szCs w:val="32"/>
+        </w:rPr>
+      </w:pPr>
+      <w:r>
+        <w:rPr>
+          <w:b/>
+          <w:bCs/>
+          <w:color w:val="D86DCB" w:themeColor="accent5" w:themeTint="99"/>
+          <w:sz w:val="32"/>
+          <w:szCs w:val="32"/>
+        </w:rPr>
+        <w:t xml:space="preserve">  </w:t>
+      </w:r>
+      <w:proofErr w:type="spellStart"/>
+      <w:r>
+        <w:rPr>
+          <w:b/>
+          <w:bCs/>
+          <w:color w:val="D86DCB" w:themeColor="accent5" w:themeTint="99"/>
+          <w:sz w:val="32"/>
+          <w:szCs w:val="32"/>
+        </w:rPr>
+        <w:t>applicationId</w:t>
+      </w:r>
+      <w:proofErr w:type="spellEnd"/>
+      <w:r>
+        <w:rPr>
+          <w:b/>
+          <w:bCs/>
+          <w:color w:val="D86DCB" w:themeColor="accent5" w:themeTint="99"/>
+          <w:sz w:val="32"/>
+          <w:szCs w:val="32"/>
+        </w:rPr>
+        <w:t xml:space="preserve"> "</w:t>
+      </w:r>
+      <w:proofErr w:type="spellStart"/>
+      <w:proofErr w:type="gramStart"/>
+      <w:r>
+        <w:rPr>
+          <w:b/>
+          <w:bCs/>
+          <w:color w:val="D86DCB" w:themeColor="accent5" w:themeTint="99"/>
+          <w:sz w:val="32"/>
+          <w:szCs w:val="32"/>
+        </w:rPr>
+        <w:t>com.nazmul</w:t>
+      </w:r>
+      <w:proofErr w:type="gramEnd"/>
+      <w:r>
+        <w:rPr>
+          <w:b/>
+          <w:bCs/>
+          <w:color w:val="D86DCB" w:themeColor="accent5" w:themeTint="99"/>
+          <w:sz w:val="32"/>
+          <w:szCs w:val="32"/>
+        </w:rPr>
+        <w:t>.todoapp</w:t>
+      </w:r>
+      <w:proofErr w:type="spellEnd"/>
+      <w:r>
+        <w:rPr>
+          <w:b/>
+          <w:bCs/>
+          <w:color w:val="D86DCB" w:themeColor="accent5" w:themeTint="99"/>
+          <w:sz w:val="32"/>
+          <w:szCs w:val="32"/>
+        </w:rPr>
+        <w:t>"</w:t>
+      </w:r>
+    </w:p>
+    <w:p>
+      <w:pPr>
+        <w:jc w:val="both"/>
+        <w:rPr>
+          <w:sz w:val="32"/>
+          <w:szCs w:val="32"/>
+        </w:rPr>
+      </w:pPr>
+      <w:r>
+        <w:rPr>
+          <w:sz w:val="32"/>
+          <w:szCs w:val="32"/>
+        </w:rPr>
+        <w:t xml:space="preserve"># </w:t>
+      </w:r>
+      <w:r>
+        <w:rPr>
+          <w:sz w:val="32"/>
+          <w:szCs w:val="32"/>
+        </w:rPr>
+        <w:t>A</w:t>
+      </w:r>
+      <w:r>
+        <w:rPr>
+          <w:sz w:val="32"/>
+          <w:szCs w:val="32"/>
+        </w:rPr>
+        <w:t>ndroid</w:t>
+      </w:r>
+      <w:r>
+        <w:rPr>
+          <w:sz w:val="32"/>
+          <w:szCs w:val="32"/>
+        </w:rPr>
+        <w:t xml:space="preserve"> uses this as the unique package identifier of our app. The reverse-domain style is a Naming Convention. But we do NOT need to own </w:t>
+      </w:r>
+      <w:r>
+        <w:rPr>
+          <w:b/>
+          <w:bCs/>
+          <w:sz w:val="32"/>
+          <w:szCs w:val="32"/>
+        </w:rPr>
+        <w:t>nazmul.com</w:t>
+      </w:r>
+      <w:r>
+        <w:rPr>
+          <w:sz w:val="32"/>
+          <w:szCs w:val="32"/>
+        </w:rPr>
+        <w:t xml:space="preserve"> to use </w:t>
+      </w:r>
+      <w:proofErr w:type="spellStart"/>
+      <w:proofErr w:type="gramStart"/>
+      <w:r>
+        <w:rPr>
+          <w:b/>
+          <w:bCs/>
+          <w:sz w:val="32"/>
+          <w:szCs w:val="32"/>
+        </w:rPr>
+        <w:t>com.nazmul</w:t>
+      </w:r>
+      <w:proofErr w:type="gramEnd"/>
+      <w:r>
+        <w:rPr>
+          <w:b/>
+          <w:bCs/>
+          <w:sz w:val="32"/>
+          <w:szCs w:val="32"/>
+        </w:rPr>
+        <w:t>.todoapp</w:t>
+      </w:r>
+      <w:proofErr w:type="spellEnd"/>
+    </w:p>
+    <w:p>
+      <w:pPr>
+        <w:jc w:val="both"/>
+        <w:rPr>
+          <w:b/>
+          <w:bCs/>
+          <w:sz w:val="28"/>
+          <w:szCs w:val="28"/>
+        </w:rPr>
+      </w:pPr>
+      <w:proofErr w:type="spellStart"/>
+      <w:proofErr w:type="gramStart"/>
+      <w:r>
+        <w:rPr>
+          <w:b/>
+          <w:bCs/>
+          <w:sz w:val="28"/>
+          <w:szCs w:val="28"/>
+        </w:rPr>
+        <w:t>com.nazmul</w:t>
+      </w:r>
+      <w:proofErr w:type="gramEnd"/>
+      <w:r>
+        <w:rPr>
+          <w:b/>
+          <w:bCs/>
+          <w:sz w:val="28"/>
+          <w:szCs w:val="28"/>
+        </w:rPr>
+        <w:t>.todoapp</w:t>
+      </w:r>
+      <w:proofErr w:type="spellEnd"/>
+    </w:p>
+    <w:p>
+      <w:pPr>
+        <w:jc w:val="both"/>
+        <w:rPr>
+          <w:b/>
+          <w:bCs/>
+          <w:sz w:val="28"/>
+          <w:szCs w:val="28"/>
+        </w:rPr>
+      </w:pPr>
+      <w:r>
+        <w:rPr>
+          <w:b/>
+          <w:bCs/>
+          <w:sz w:val="28"/>
+          <w:szCs w:val="28"/>
+        </w:rPr>
+        <w:t>│   │      │</w:t>
+      </w:r>
+    </w:p>
+    <w:p>
+      <w:pPr>
+        <w:jc w:val="both"/>
+        <w:rPr>
+          <w:b/>
+          <w:bCs/>
+          <w:sz w:val="28"/>
+          <w:szCs w:val="28"/>
+        </w:rPr>
+      </w:pPr>
+      <w:r>
+        <w:rPr>
+          <w:b/>
+          <w:bCs/>
+          <w:sz w:val="28"/>
+          <w:szCs w:val="28"/>
+        </w:rPr>
+        <w:t>│   │      └── app name</w:t>
+      </w:r>
+    </w:p>
+    <w:p>
+      <w:pPr>
+        <w:jc w:val="both"/>
+        <w:rPr>
+          <w:b/>
+          <w:bCs/>
+          <w:sz w:val="28"/>
+          <w:szCs w:val="28"/>
+        </w:rPr>
+      </w:pPr>
+      <w:r>
+        <w:rPr>
+          <w:b/>
+          <w:bCs/>
+          <w:sz w:val="28"/>
+          <w:szCs w:val="28"/>
+        </w:rPr>
+        <w:t>│   └───────── organization/developer</w:t>
+      </w:r>
+    </w:p>
+    <w:p>
+      <w:pPr>
+        <w:jc w:val="both"/>
+        <w:rPr>
+          <w:b/>
+          <w:bCs/>
+          <w:sz w:val="28"/>
+          <w:szCs w:val="28"/>
+        </w:rPr>
+      </w:pPr>
+      <w:r>
+        <w:rPr>
+          <w:b/>
+          <w:bCs/>
+          <w:sz w:val="28"/>
+          <w:szCs w:val="28"/>
+        </w:rPr>
+        <w:t>└───────────── top-level domain</w:t>
+      </w:r>
+    </w:p>
+    <w:p>
+      <w:pPr>
+        <w:jc w:val="both"/>
+        <w:rPr>
+          <w:sz w:val="32"/>
+          <w:szCs w:val="32"/>
+        </w:rPr>
+      </w:pPr>
+      <w:r>
+        <w:rPr>
+          <w:sz w:val="32"/>
+          <w:szCs w:val="32"/>
+        </w:rPr>
+        <w:t xml:space="preserve"># We could technically use </w:t>
+      </w:r>
+      <w:proofErr w:type="spellStart"/>
+      <w:proofErr w:type="gramStart"/>
+      <w:r>
+        <w:rPr>
+          <w:b/>
+          <w:bCs/>
+          <w:sz w:val="32"/>
+          <w:szCs w:val="32"/>
+        </w:rPr>
+        <w:t>com.namzul</w:t>
+      </w:r>
+      <w:proofErr w:type="gramEnd"/>
+      <w:r>
+        <w:rPr>
+          <w:b/>
+          <w:bCs/>
+          <w:sz w:val="32"/>
+          <w:szCs w:val="32"/>
+        </w:rPr>
+        <w:t>.todoapp</w:t>
+      </w:r>
+      <w:proofErr w:type="spellEnd"/>
+      <w:r>
+        <w:rPr>
+          <w:sz w:val="32"/>
+          <w:szCs w:val="32"/>
+        </w:rPr>
+        <w:t xml:space="preserve"> without owning </w:t>
+      </w:r>
+      <w:r>
+        <w:rPr>
+          <w:b/>
+          <w:bCs/>
+          <w:sz w:val="32"/>
+          <w:szCs w:val="32"/>
+        </w:rPr>
+        <w:t>nazmul.com</w:t>
+      </w:r>
+      <w:r>
+        <w:rPr>
+          <w:sz w:val="32"/>
+          <w:szCs w:val="32"/>
+        </w:rPr>
+        <w:t>. The reason Android recommends reverse-domain is simply to make collisions unlikely</w:t>
+      </w:r>
+    </w:p>
+    <w:p>
+      <w:pPr>
+        <w:jc w:val="both"/>
+        <w:rPr>
+          <w:sz w:val="32"/>
+          <w:szCs w:val="32"/>
+        </w:rPr>
+      </w:pPr>
+    </w:p>
+    <w:p>
+      <w:pPr>
+        <w:jc w:val="both"/>
+        <w:rPr>
+          <w:sz w:val="32"/>
+          <w:szCs w:val="32"/>
+        </w:rPr>
+      </w:pPr>
+      <w:r>
+        <w:rPr>
+          <w:sz w:val="32"/>
+          <w:szCs w:val="32"/>
+        </w:rPr>
+        <w:t xml:space="preserve">Things to Consider before choosing an </w:t>
+      </w:r>
+      <w:proofErr w:type="spellStart"/>
+      <w:r>
+        <w:rPr>
+          <w:sz w:val="32"/>
+          <w:szCs w:val="32"/>
+        </w:rPr>
+        <w:t>applicationId</w:t>
+      </w:r>
+      <w:proofErr w:type="spellEnd"/>
+      <w:r>
+        <w:rPr>
+          <w:sz w:val="32"/>
+          <w:szCs w:val="32"/>
+        </w:rPr>
+        <w:t>:</w:t>
+      </w:r>
+    </w:p>
+    <w:p>
+      <w:pPr>
+        <w:jc w:val="both"/>
+        <w:rPr>
+          <w:sz w:val="32"/>
+          <w:szCs w:val="32"/>
+        </w:rPr>
+      </w:pPr>
+      <w:r>
+        <w:rPr>
+          <w:sz w:val="32"/>
+          <w:szCs w:val="32"/>
+        </w:rPr>
+        <w:t># D</w:t>
+      </w:r>
+      <w:r>
+        <w:rPr>
+          <w:sz w:val="32"/>
+          <w:szCs w:val="32"/>
+        </w:rPr>
+        <w:t>on't casually start with:</w:t>
+      </w:r>
+    </w:p>
+    <w:p>
+      <w:pPr>
+        <w:jc w:val="both"/>
+        <w:rPr>
+          <w:b/>
+          <w:bCs/>
+          <w:sz w:val="32"/>
+          <w:szCs w:val="32"/>
+        </w:rPr>
+      </w:pPr>
+      <w:proofErr w:type="spellStart"/>
+      <w:r>
+        <w:rPr>
+          <w:b/>
+          <w:bCs/>
+          <w:sz w:val="32"/>
+          <w:szCs w:val="32"/>
+        </w:rPr>
+        <w:t>com.</w:t>
+      </w:r>
+      <w:proofErr w:type="gramStart"/>
+      <w:r>
+        <w:rPr>
+          <w:b/>
+          <w:bCs/>
+          <w:sz w:val="32"/>
+          <w:szCs w:val="32"/>
+        </w:rPr>
+        <w:t>example.todoapp</w:t>
+      </w:r>
+      <w:proofErr w:type="spellEnd"/>
+      <w:proofErr w:type="gramEnd"/>
+    </w:p>
+    <w:p>
+      <w:pPr>
+        <w:jc w:val="both"/>
+        <w:rPr>
+          <w:sz w:val="32"/>
+          <w:szCs w:val="32"/>
+        </w:rPr>
+      </w:pPr>
+      <w:r>
+        <w:rPr>
+          <w:sz w:val="32"/>
+          <w:szCs w:val="32"/>
+        </w:rPr>
+        <w:lastRenderedPageBreak/>
+        <w:t># A</w:t>
+      </w:r>
+      <w:r>
+        <w:rPr>
+          <w:sz w:val="32"/>
+          <w:szCs w:val="32"/>
+        </w:rPr>
+        <w:t>nd later change it to:</w:t>
+      </w:r>
+    </w:p>
+    <w:p>
+      <w:pPr>
+        <w:jc w:val="both"/>
+        <w:rPr>
+          <w:b/>
+          <w:bCs/>
+          <w:sz w:val="32"/>
+          <w:szCs w:val="32"/>
+        </w:rPr>
+      </w:pPr>
+      <w:proofErr w:type="spellStart"/>
+      <w:proofErr w:type="gramStart"/>
+      <w:r>
+        <w:rPr>
+          <w:b/>
+          <w:bCs/>
+          <w:sz w:val="32"/>
+          <w:szCs w:val="32"/>
+        </w:rPr>
+        <w:t>com.nazmul</w:t>
+      </w:r>
+      <w:proofErr w:type="gramEnd"/>
+      <w:r>
+        <w:rPr>
+          <w:b/>
+          <w:bCs/>
+          <w:sz w:val="32"/>
+          <w:szCs w:val="32"/>
+        </w:rPr>
+        <w:t>.todoapp</w:t>
+      </w:r>
+      <w:proofErr w:type="spellEnd"/>
+    </w:p>
+    <w:p>
+      <w:pPr>
+        <w:jc w:val="both"/>
+        <w:rPr>
+          <w:sz w:val="32"/>
+          <w:szCs w:val="32"/>
+        </w:rPr>
+      </w:pPr>
+      <w:r>
+        <w:rPr>
+          <w:sz w:val="32"/>
+          <w:szCs w:val="32"/>
+        </w:rPr>
+        <w:t># Because a</w:t>
+      </w:r>
+      <w:r>
+        <w:rPr>
+          <w:sz w:val="32"/>
+          <w:szCs w:val="32"/>
+        </w:rPr>
+        <w:t>fter publishing.</w:t>
+      </w:r>
+      <w:r>
+        <w:rPr>
           <w:sz w:val="32"/>
           <w:szCs w:val="32"/>
         </w:rPr>
@@ -3250,74 +5252,85 @@
       </w:r>
       <w:r>
         <w:rPr>
-          <w:b/>
-          <w:bCs/>
-          <w:color w:val="60CAF3" w:themeColor="accent4" w:themeTint="99"/>
-          <w:sz w:val="32"/>
-          <w:szCs w:val="32"/>
-        </w:rPr>
-        <w:t>“</w:t>
-      </w:r>
-      <w:proofErr w:type="spellStart"/>
-      <w:r>
-        <w:rPr>
-          <w:b/>
-          <w:bCs/>
-          <w:color w:val="60CAF3" w:themeColor="accent4" w:themeTint="99"/>
-          <w:sz w:val="32"/>
-          <w:szCs w:val="32"/>
-        </w:rPr>
-        <w:t>new_app_name</w:t>
-      </w:r>
-      <w:proofErr w:type="spellEnd"/>
-      <w:r>
-        <w:rPr>
-          <w:b/>
-          <w:bCs/>
-          <w:color w:val="60CAF3" w:themeColor="accent4" w:themeTint="99"/>
-          <w:sz w:val="32"/>
-          <w:szCs w:val="32"/>
-        </w:rPr>
-        <w:t>”</w:t>
-      </w:r>
-    </w:p>
-    <w:p>
-      <w:pPr>
-        <w:jc w:val="both"/>
-        <w:rPr>
-          <w:sz w:val="32"/>
-          <w:szCs w:val="32"/>
-        </w:rPr>
-      </w:pPr>
-    </w:p>
-    <w:p>
-      <w:pPr>
-        <w:jc w:val="both"/>
-        <w:rPr>
-          <w:sz w:val="32"/>
-          <w:szCs w:val="32"/>
-        </w:rPr>
-      </w:pPr>
-      <w:r>
-        <w:rPr>
-          <w:sz w:val="32"/>
-          <w:szCs w:val="32"/>
-        </w:rPr>
-        <w:t>Manual Way</w:t>
-      </w:r>
-      <w:r>
-        <w:rPr>
-          <w:sz w:val="32"/>
-          <w:szCs w:val="32"/>
-        </w:rPr>
-        <w:t xml:space="preserve"> for Android</w:t>
-      </w:r>
-      <w:r>
-        <w:rPr>
-          <w:sz w:val="32"/>
-          <w:szCs w:val="32"/>
-        </w:rPr>
-        <w:t>:</w:t>
+          <w:sz w:val="32"/>
+          <w:szCs w:val="32"/>
+        </w:rPr>
+        <w:t>The Play Store considers them different applications.</w:t>
+      </w:r>
+      <w:r>
+        <w:rPr>
+          <w:sz w:val="32"/>
+          <w:szCs w:val="32"/>
+        </w:rPr>
+        <w:t xml:space="preserve"> D</w:t>
+      </w:r>
+      <w:r>
+        <w:rPr>
+          <w:sz w:val="32"/>
+          <w:szCs w:val="32"/>
+        </w:rPr>
+        <w:t>ecid</w:t>
+      </w:r>
+      <w:r>
+        <w:rPr>
+          <w:sz w:val="32"/>
+          <w:szCs w:val="32"/>
+        </w:rPr>
+        <w:t>e</w:t>
+      </w:r>
+      <w:r>
+        <w:rPr>
+          <w:sz w:val="32"/>
+          <w:szCs w:val="32"/>
+        </w:rPr>
+        <w:t xml:space="preserve"> on</w:t>
+      </w:r>
+      <w:r>
+        <w:rPr>
+          <w:sz w:val="32"/>
+          <w:szCs w:val="32"/>
+        </w:rPr>
+        <w:t xml:space="preserve"> it using this format</w:t>
+      </w:r>
+    </w:p>
+    <w:p>
+      <w:pPr>
+        <w:jc w:val="both"/>
+        <w:rPr>
+          <w:b/>
+          <w:bCs/>
+          <w:sz w:val="32"/>
+          <w:szCs w:val="32"/>
+        </w:rPr>
+      </w:pPr>
+      <w:r>
+        <w:rPr>
+          <w:b/>
+          <w:bCs/>
+          <w:sz w:val="32"/>
+          <w:szCs w:val="32"/>
+        </w:rPr>
+        <w:t>com.&lt;our-organization-or-brand</w:t>
+      </w:r>
+      <w:proofErr w:type="gramStart"/>
+      <w:r>
+        <w:rPr>
+          <w:b/>
+          <w:bCs/>
+          <w:sz w:val="32"/>
+          <w:szCs w:val="32"/>
+        </w:rPr>
+        <w:t>&gt;.&lt;</w:t>
+      </w:r>
+      <w:proofErr w:type="gramEnd"/>
+      <w:r>
+        <w:rPr>
+          <w:b/>
+          <w:bCs/>
+          <w:sz w:val="32"/>
+          <w:szCs w:val="32"/>
+        </w:rPr>
+        <w:t>app&gt;</w:t>
       </w:r>
     </w:p>
     <w:p>
@@ -3340,312 +5353,58 @@
           <w:sz w:val="32"/>
           <w:szCs w:val="32"/>
         </w:rPr>
-        <w:t>Step-1, open</w:t>
-      </w:r>
-      <w:r>
-        <w:rPr>
-          <w:b/>
-          <w:bCs/>
-          <w:sz w:val="32"/>
-          <w:szCs w:val="32"/>
-        </w:rPr>
-        <w:t xml:space="preserve"> </w:t>
-      </w:r>
-      <w:proofErr w:type="spellStart"/>
-      <w:r>
-        <w:rPr>
-          <w:b/>
-          <w:bCs/>
-          <w:sz w:val="32"/>
-          <w:szCs w:val="32"/>
-        </w:rPr>
-        <w:t>project_root</w:t>
-      </w:r>
-      <w:proofErr w:type="spellEnd"/>
-      <w:r>
-        <w:rPr>
-          <w:b/>
-          <w:bCs/>
-          <w:sz w:val="32"/>
-          <w:szCs w:val="32"/>
-        </w:rPr>
-        <w:t>/android/app/</w:t>
-      </w:r>
-      <w:proofErr w:type="spellStart"/>
-      <w:r>
-        <w:rPr>
-          <w:b/>
-          <w:bCs/>
-          <w:sz w:val="32"/>
-          <w:szCs w:val="32"/>
-        </w:rPr>
-        <w:t>build.gradle</w:t>
-      </w:r>
-      <w:proofErr w:type="spellEnd"/>
-      <w:r>
-        <w:rPr>
-          <w:sz w:val="32"/>
-          <w:szCs w:val="32"/>
-        </w:rPr>
-        <w:t xml:space="preserve"> then find:</w:t>
-      </w:r>
-    </w:p>
-    <w:p>
-      <w:pPr>
-        <w:jc w:val="both"/>
-        <w:rPr>
-          <w:b/>
-          <w:bCs/>
-          <w:color w:val="D86DCB" w:themeColor="accent5" w:themeTint="99"/>
-          <w:sz w:val="32"/>
-          <w:szCs w:val="32"/>
-        </w:rPr>
-      </w:pPr>
-      <w:r>
-        <w:rPr>
-          <w:b/>
-          <w:bCs/>
-          <w:color w:val="D86DCB" w:themeColor="accent5" w:themeTint="99"/>
-          <w:sz w:val="32"/>
-          <w:szCs w:val="32"/>
-        </w:rPr>
-        <w:t>…</w:t>
-      </w:r>
-    </w:p>
-    <w:p>
-      <w:pPr>
-        <w:jc w:val="both"/>
-        <w:rPr>
-          <w:b/>
-          <w:bCs/>
-          <w:color w:val="D86DCB" w:themeColor="accent5" w:themeTint="99"/>
-          <w:sz w:val="32"/>
-          <w:szCs w:val="32"/>
-        </w:rPr>
-      </w:pPr>
-      <w:proofErr w:type="spellStart"/>
-      <w:r>
-        <w:rPr>
-          <w:b/>
-          <w:bCs/>
-          <w:color w:val="D86DCB" w:themeColor="accent5" w:themeTint="99"/>
-          <w:sz w:val="32"/>
-          <w:szCs w:val="32"/>
-        </w:rPr>
-        <w:t>defaultConfig</w:t>
-      </w:r>
-      <w:proofErr w:type="spellEnd"/>
-      <w:r>
-        <w:rPr>
-          <w:b/>
-          <w:bCs/>
-          <w:color w:val="D86DCB" w:themeColor="accent5" w:themeTint="99"/>
-          <w:sz w:val="32"/>
-          <w:szCs w:val="32"/>
-        </w:rPr>
-        <w:t xml:space="preserve"> {</w:t>
-      </w:r>
-    </w:p>
-    <w:p>
-      <w:pPr>
-        <w:jc w:val="both"/>
-        <w:rPr>
-          <w:b/>
-          <w:bCs/>
-          <w:color w:val="D86DCB" w:themeColor="accent5" w:themeTint="99"/>
-          <w:sz w:val="32"/>
-          <w:szCs w:val="32"/>
-        </w:rPr>
-      </w:pPr>
-      <w:r>
-        <w:rPr>
-          <w:b/>
-          <w:bCs/>
-          <w:color w:val="D86DCB" w:themeColor="accent5" w:themeTint="99"/>
-          <w:sz w:val="32"/>
-          <w:szCs w:val="32"/>
-        </w:rPr>
-        <w:t xml:space="preserve">    </w:t>
-      </w:r>
-      <w:proofErr w:type="spellStart"/>
-      <w:r>
-        <w:rPr>
-          <w:b/>
-          <w:bCs/>
-          <w:color w:val="D86DCB" w:themeColor="accent5" w:themeTint="99"/>
-          <w:sz w:val="32"/>
-          <w:szCs w:val="32"/>
-        </w:rPr>
-        <w:t>applicationId</w:t>
-      </w:r>
-      <w:proofErr w:type="spellEnd"/>
-      <w:r>
-        <w:rPr>
-          <w:b/>
-          <w:bCs/>
-          <w:color w:val="D86DCB" w:themeColor="accent5" w:themeTint="99"/>
-          <w:sz w:val="32"/>
-          <w:szCs w:val="32"/>
-        </w:rPr>
-        <w:t xml:space="preserve"> "</w:t>
-      </w:r>
-      <w:proofErr w:type="spellStart"/>
-      <w:r>
-        <w:rPr>
-          <w:b/>
-          <w:bCs/>
-          <w:color w:val="D86DCB" w:themeColor="accent5" w:themeTint="99"/>
-          <w:sz w:val="32"/>
-          <w:szCs w:val="32"/>
-        </w:rPr>
-        <w:t>com.</w:t>
-      </w:r>
+        <w:t>For example:</w:t>
+      </w:r>
+    </w:p>
+    <w:p>
+      <w:pPr>
+        <w:jc w:val="both"/>
+        <w:rPr>
+          <w:b/>
+          <w:bCs/>
+          <w:sz w:val="32"/>
+          <w:szCs w:val="32"/>
+        </w:rPr>
+      </w:pPr>
+      <w:proofErr w:type="spellStart"/>
       <w:proofErr w:type="gramStart"/>
       <w:r>
         <w:rPr>
           <w:b/>
           <w:bCs/>
-          <w:color w:val="D86DCB" w:themeColor="accent5" w:themeTint="99"/>
-          <w:sz w:val="32"/>
-          <w:szCs w:val="32"/>
-        </w:rPr>
-        <w:t>example.myapp</w:t>
-      </w:r>
-      <w:proofErr w:type="spellEnd"/>
+          <w:sz w:val="32"/>
+          <w:szCs w:val="32"/>
+        </w:rPr>
+        <w:t>com.nazmul</w:t>
+      </w:r>
       <w:proofErr w:type="gramEnd"/>
       <w:r>
         <w:rPr>
           <w:b/>
           <w:bCs/>
-          <w:color w:val="D86DCB" w:themeColor="accent5" w:themeTint="99"/>
-          <w:sz w:val="32"/>
-          <w:szCs w:val="32"/>
-        </w:rPr>
-        <w:t>"</w:t>
-      </w:r>
-    </w:p>
-    <w:p>
-      <w:pPr>
-        <w:jc w:val="both"/>
-        <w:rPr>
-          <w:b/>
-          <w:bCs/>
-          <w:color w:val="D86DCB" w:themeColor="accent5" w:themeTint="99"/>
-          <w:sz w:val="32"/>
-          <w:szCs w:val="32"/>
-        </w:rPr>
-      </w:pPr>
-      <w:r>
-        <w:rPr>
-          <w:b/>
-          <w:bCs/>
-          <w:color w:val="D86DCB" w:themeColor="accent5" w:themeTint="99"/>
-          <w:sz w:val="32"/>
-          <w:szCs w:val="32"/>
-        </w:rPr>
-        <w:t>…</w:t>
-      </w:r>
-    </w:p>
-    <w:p>
-      <w:pPr>
-        <w:jc w:val="both"/>
-        <w:rPr>
-          <w:sz w:val="32"/>
-          <w:szCs w:val="32"/>
-        </w:rPr>
-      </w:pPr>
-      <w:r>
-        <w:rPr>
-          <w:sz w:val="32"/>
-          <w:szCs w:val="32"/>
-        </w:rPr>
-        <w:t># Change to</w:t>
-      </w:r>
-    </w:p>
-    <w:p>
-      <w:pPr>
-        <w:jc w:val="both"/>
-        <w:rPr>
-          <w:b/>
-          <w:bCs/>
-          <w:color w:val="D86DCB" w:themeColor="accent5" w:themeTint="99"/>
-          <w:sz w:val="32"/>
-          <w:szCs w:val="32"/>
-        </w:rPr>
-      </w:pPr>
-      <w:proofErr w:type="spellStart"/>
-      <w:r>
-        <w:rPr>
-          <w:b/>
-          <w:bCs/>
-          <w:color w:val="D86DCB" w:themeColor="accent5" w:themeTint="99"/>
-          <w:sz w:val="32"/>
-          <w:szCs w:val="32"/>
-        </w:rPr>
-        <w:t>defaultConfig</w:t>
-      </w:r>
-      <w:proofErr w:type="spellEnd"/>
-      <w:r>
-        <w:rPr>
-          <w:b/>
-          <w:bCs/>
-          <w:color w:val="D86DCB" w:themeColor="accent5" w:themeTint="99"/>
-          <w:sz w:val="32"/>
-          <w:szCs w:val="32"/>
-        </w:rPr>
-        <w:t xml:space="preserve"> {</w:t>
-      </w:r>
-    </w:p>
-    <w:p>
-      <w:pPr>
-        <w:jc w:val="both"/>
-        <w:rPr>
-          <w:b/>
-          <w:bCs/>
-          <w:color w:val="D86DCB" w:themeColor="accent5" w:themeTint="99"/>
-          <w:sz w:val="32"/>
-          <w:szCs w:val="32"/>
-        </w:rPr>
-      </w:pPr>
-      <w:r>
-        <w:rPr>
-          <w:b/>
-          <w:bCs/>
-          <w:color w:val="D86DCB" w:themeColor="accent5" w:themeTint="99"/>
-          <w:sz w:val="32"/>
-          <w:szCs w:val="32"/>
-        </w:rPr>
-        <w:t xml:space="preserve">    </w:t>
-      </w:r>
-      <w:proofErr w:type="spellStart"/>
-      <w:r>
-        <w:rPr>
-          <w:b/>
-          <w:bCs/>
-          <w:color w:val="D86DCB" w:themeColor="accent5" w:themeTint="99"/>
-          <w:sz w:val="32"/>
-          <w:szCs w:val="32"/>
-        </w:rPr>
-        <w:t>applicationId</w:t>
-      </w:r>
-      <w:proofErr w:type="spellEnd"/>
-      <w:r>
-        <w:rPr>
-          <w:b/>
-          <w:bCs/>
-          <w:color w:val="D86DCB" w:themeColor="accent5" w:themeTint="99"/>
-          <w:sz w:val="32"/>
-          <w:szCs w:val="32"/>
-        </w:rPr>
-        <w:t xml:space="preserve"> "</w:t>
-      </w:r>
+          <w:sz w:val="32"/>
+          <w:szCs w:val="32"/>
+        </w:rPr>
+        <w:t>.todoapp</w:t>
+      </w:r>
+      <w:proofErr w:type="spellEnd"/>
+    </w:p>
+    <w:p>
+      <w:pPr>
+        <w:jc w:val="both"/>
+        <w:rPr>
+          <w:b/>
+          <w:bCs/>
+          <w:sz w:val="32"/>
+          <w:szCs w:val="32"/>
+        </w:rPr>
+      </w:pPr>
       <w:proofErr w:type="spellStart"/>
       <w:proofErr w:type="gramStart"/>
       <w:r>
         <w:rPr>
           <w:b/>
           <w:bCs/>
-          <w:color w:val="D86DCB" w:themeColor="accent5" w:themeTint="99"/>
           <w:sz w:val="32"/>
           <w:szCs w:val="32"/>
         </w:rPr>
@@ -3656,503 +5415,703 @@
         <w:rPr>
           <w:b/>
           <w:bCs/>
-          <w:color w:val="D86DCB" w:themeColor="accent5" w:themeTint="99"/>
-          <w:sz w:val="32"/>
-          <w:szCs w:val="32"/>
+          <w:sz w:val="32"/>
+          <w:szCs w:val="32"/>
+        </w:rPr>
+        <w:t>.movieapp</w:t>
+      </w:r>
+      <w:proofErr w:type="spellEnd"/>
+    </w:p>
+    <w:p>
+      <w:pPr>
+        <w:jc w:val="both"/>
+        <w:rPr>
+          <w:b/>
+          <w:bCs/>
+          <w:sz w:val="32"/>
+          <w:szCs w:val="32"/>
+        </w:rPr>
+      </w:pPr>
+      <w:proofErr w:type="spellStart"/>
+      <w:proofErr w:type="gramStart"/>
+      <w:r>
+        <w:rPr>
+          <w:b/>
+          <w:bCs/>
+          <w:sz w:val="32"/>
+          <w:szCs w:val="32"/>
+        </w:rPr>
+        <w:t>com.nazmul</w:t>
+      </w:r>
+      <w:proofErr w:type="gramEnd"/>
+      <w:r>
+        <w:rPr>
+          <w:b/>
+          <w:bCs/>
+          <w:sz w:val="32"/>
+          <w:szCs w:val="32"/>
+        </w:rPr>
+        <w:t>.weatherapp</w:t>
+      </w:r>
+      <w:proofErr w:type="spellEnd"/>
+    </w:p>
+    <w:p>
+      <w:pPr>
+        <w:jc w:val="both"/>
+        <w:rPr>
+          <w:sz w:val="32"/>
+          <w:szCs w:val="32"/>
+        </w:rPr>
+      </w:pPr>
+      <w:r>
+        <w:rPr>
+          <w:sz w:val="32"/>
+          <w:szCs w:val="32"/>
+        </w:rPr>
+        <w:t xml:space="preserve"># </w:t>
+      </w:r>
+      <w:r>
+        <w:rPr>
+          <w:sz w:val="32"/>
+          <w:szCs w:val="32"/>
+        </w:rPr>
+        <w:t xml:space="preserve">If </w:t>
+      </w:r>
+      <w:r>
+        <w:rPr>
+          <w:sz w:val="32"/>
+          <w:szCs w:val="32"/>
+        </w:rPr>
+        <w:t>we</w:t>
+      </w:r>
+      <w:r>
+        <w:rPr>
+          <w:sz w:val="32"/>
+          <w:szCs w:val="32"/>
+        </w:rPr>
+        <w:t>'re building apps professionally, an even better long-term approach is to have a consistent namespace representing our brand/company:</w:t>
+      </w:r>
+    </w:p>
+    <w:p>
+      <w:pPr>
+        <w:jc w:val="both"/>
+        <w:rPr>
+          <w:b/>
+          <w:bCs/>
+          <w:sz w:val="32"/>
+          <w:szCs w:val="32"/>
+        </w:rPr>
+      </w:pPr>
+      <w:proofErr w:type="spellStart"/>
+      <w:proofErr w:type="gramStart"/>
+      <w:r>
+        <w:rPr>
+          <w:b/>
+          <w:bCs/>
+          <w:sz w:val="32"/>
+          <w:szCs w:val="32"/>
+        </w:rPr>
+        <w:t>com.nazmul</w:t>
+      </w:r>
+      <w:proofErr w:type="gramEnd"/>
+      <w:r>
+        <w:rPr>
+          <w:b/>
+          <w:bCs/>
+          <w:sz w:val="32"/>
+          <w:szCs w:val="32"/>
+        </w:rPr>
+        <w:t>.todo</w:t>
+      </w:r>
+      <w:proofErr w:type="spellEnd"/>
+    </w:p>
+    <w:p>
+      <w:pPr>
+        <w:jc w:val="both"/>
+        <w:rPr>
+          <w:b/>
+          <w:bCs/>
+          <w:sz w:val="32"/>
+          <w:szCs w:val="32"/>
+        </w:rPr>
+      </w:pPr>
+      <w:proofErr w:type="spellStart"/>
+      <w:proofErr w:type="gramStart"/>
+      <w:r>
+        <w:rPr>
+          <w:b/>
+          <w:bCs/>
+          <w:sz w:val="32"/>
+          <w:szCs w:val="32"/>
+        </w:rPr>
+        <w:t>com.nazmul</w:t>
+      </w:r>
+      <w:proofErr w:type="gramEnd"/>
+      <w:r>
+        <w:rPr>
+          <w:b/>
+          <w:bCs/>
+          <w:sz w:val="32"/>
+          <w:szCs w:val="32"/>
+        </w:rPr>
+        <w:t>.movies</w:t>
+      </w:r>
+      <w:proofErr w:type="spellEnd"/>
+    </w:p>
+    <w:p>
+      <w:pPr>
+        <w:jc w:val="both"/>
+        <w:rPr>
+          <w:b/>
+          <w:bCs/>
+          <w:sz w:val="32"/>
+          <w:szCs w:val="32"/>
+        </w:rPr>
+      </w:pPr>
+      <w:proofErr w:type="spellStart"/>
+      <w:proofErr w:type="gramStart"/>
+      <w:r>
+        <w:rPr>
+          <w:b/>
+          <w:bCs/>
+          <w:sz w:val="32"/>
+          <w:szCs w:val="32"/>
+        </w:rPr>
+        <w:t>com.nazmul</w:t>
+      </w:r>
+      <w:proofErr w:type="gramEnd"/>
+      <w:r>
+        <w:rPr>
+          <w:b/>
+          <w:bCs/>
+          <w:sz w:val="32"/>
+          <w:szCs w:val="32"/>
+        </w:rPr>
+        <w:t>.weather</w:t>
+      </w:r>
+      <w:proofErr w:type="spellEnd"/>
+    </w:p>
+    <w:p>
+      <w:pPr>
+        <w:jc w:val="both"/>
+        <w:rPr>
+          <w:sz w:val="32"/>
+          <w:szCs w:val="32"/>
+        </w:rPr>
+      </w:pPr>
+      <w:r>
+        <w:rPr>
+          <w:sz w:val="32"/>
+          <w:szCs w:val="32"/>
+        </w:rPr>
+        <w:t># T</w:t>
+      </w:r>
+      <w:r>
+        <w:rPr>
+          <w:sz w:val="32"/>
+          <w:szCs w:val="32"/>
+        </w:rPr>
+        <w:t>he key is choos</w:t>
+      </w:r>
+      <w:r>
+        <w:rPr>
+          <w:sz w:val="32"/>
+          <w:szCs w:val="32"/>
+        </w:rPr>
+        <w:t>ing</w:t>
+      </w:r>
+      <w:r>
+        <w:rPr>
+          <w:sz w:val="32"/>
+          <w:szCs w:val="32"/>
+        </w:rPr>
+        <w:t xml:space="preserve"> something </w:t>
+      </w:r>
+      <w:r>
+        <w:rPr>
+          <w:sz w:val="32"/>
+          <w:szCs w:val="32"/>
+        </w:rPr>
+        <w:t>we</w:t>
+      </w:r>
+      <w:r>
+        <w:rPr>
+          <w:sz w:val="32"/>
+          <w:szCs w:val="32"/>
+        </w:rPr>
+        <w:t xml:space="preserve"> can live with long-term.</w:t>
+      </w:r>
+      <w:r>
+        <w:rPr>
+          <w:sz w:val="32"/>
+          <w:szCs w:val="32"/>
+        </w:rPr>
+        <w:t xml:space="preserve"> DEDIDE</w:t>
+      </w:r>
+      <w:r>
+        <w:rPr>
+          <w:sz w:val="32"/>
+          <w:szCs w:val="32"/>
+        </w:rPr>
+        <w:t xml:space="preserve"> our Application ID before publishing</w:t>
+      </w:r>
+    </w:p>
+    <w:p>
+      <w:pPr>
+        <w:jc w:val="both"/>
+        <w:rPr>
+          <w:sz w:val="32"/>
+          <w:szCs w:val="32"/>
+        </w:rPr>
+      </w:pPr>
+    </w:p>
+    <w:p>
+      <w:pPr>
+        <w:jc w:val="both"/>
+        <w:rPr>
+          <w:sz w:val="32"/>
+          <w:szCs w:val="32"/>
+        </w:rPr>
+      </w:pPr>
+      <w:r>
+        <w:rPr>
+          <w:sz w:val="32"/>
+          <w:szCs w:val="32"/>
+        </w:rPr>
+        <w:t>The Mental Model:</w:t>
+      </w:r>
+    </w:p>
+    <w:p>
+      <w:pPr>
+        <w:jc w:val="both"/>
+        <w:rPr>
+          <w:sz w:val="32"/>
+          <w:szCs w:val="32"/>
+        </w:rPr>
+      </w:pPr>
+      <w:r>
+        <w:rPr>
+          <w:sz w:val="32"/>
+          <w:szCs w:val="32"/>
+        </w:rPr>
+        <w:t># And the relation with App Links:</w:t>
+      </w:r>
+    </w:p>
+    <w:p>
+      <w:pPr>
+        <w:jc w:val="both"/>
+        <w:rPr>
+          <w:b/>
+          <w:bCs/>
+          <w:sz w:val="28"/>
+          <w:szCs w:val="28"/>
+        </w:rPr>
+      </w:pPr>
+      <w:r>
+        <w:rPr>
+          <w:b/>
+          <w:bCs/>
+          <w:sz w:val="28"/>
+          <w:szCs w:val="28"/>
+        </w:rPr>
+        <w:t>APPLICATION ID</w:t>
+      </w:r>
+    </w:p>
+    <w:p>
+      <w:pPr>
+        <w:jc w:val="both"/>
+        <w:rPr>
+          <w:b/>
+          <w:bCs/>
+          <w:sz w:val="28"/>
+          <w:szCs w:val="28"/>
+        </w:rPr>
+      </w:pPr>
+      <w:r>
+        <w:rPr>
+          <w:b/>
+          <w:bCs/>
+          <w:sz w:val="28"/>
+          <w:szCs w:val="28"/>
+        </w:rPr>
+        <w:t xml:space="preserve">    ↓</w:t>
+      </w:r>
+    </w:p>
+    <w:p>
+      <w:pPr>
+        <w:jc w:val="both"/>
+        <w:rPr>
+          <w:b/>
+          <w:bCs/>
+          <w:sz w:val="28"/>
+          <w:szCs w:val="28"/>
+        </w:rPr>
+      </w:pPr>
+      <w:r>
+        <w:rPr>
+          <w:b/>
+          <w:bCs/>
+          <w:sz w:val="28"/>
+          <w:szCs w:val="28"/>
+        </w:rPr>
+        <w:t>Identity of the Android application</w:t>
+      </w:r>
+    </w:p>
+    <w:p>
+      <w:pPr>
+        <w:jc w:val="both"/>
+        <w:rPr>
+          <w:b/>
+          <w:bCs/>
+          <w:sz w:val="28"/>
+          <w:szCs w:val="28"/>
+        </w:rPr>
+      </w:pPr>
+      <w:r>
+        <w:rPr>
+          <w:b/>
+          <w:bCs/>
+          <w:sz w:val="28"/>
+          <w:szCs w:val="28"/>
+        </w:rPr>
+        <w:t xml:space="preserve">    ↓</w:t>
+      </w:r>
+    </w:p>
+    <w:p>
+      <w:pPr>
+        <w:jc w:val="both"/>
+        <w:rPr>
+          <w:b/>
+          <w:bCs/>
+          <w:sz w:val="28"/>
+          <w:szCs w:val="28"/>
+        </w:rPr>
+      </w:pPr>
+      <w:proofErr w:type="spellStart"/>
+      <w:proofErr w:type="gramStart"/>
+      <w:r>
+        <w:rPr>
+          <w:b/>
+          <w:bCs/>
+          <w:sz w:val="28"/>
+          <w:szCs w:val="28"/>
+        </w:rPr>
+        <w:lastRenderedPageBreak/>
+        <w:t>com.nazmul</w:t>
+      </w:r>
+      <w:proofErr w:type="gramEnd"/>
+      <w:r>
+        <w:rPr>
+          <w:b/>
+          <w:bCs/>
+          <w:sz w:val="28"/>
+          <w:szCs w:val="28"/>
         </w:rPr>
         <w:t>.todoapp</w:t>
       </w:r>
       <w:proofErr w:type="spellEnd"/>
-      <w:r>
-        <w:rPr>
-          <w:b/>
-          <w:bCs/>
-          <w:color w:val="D86DCB" w:themeColor="accent5" w:themeTint="99"/>
-          <w:sz w:val="32"/>
-          <w:szCs w:val="32"/>
-        </w:rPr>
-        <w:t>"</w:t>
-      </w:r>
-    </w:p>
-    <w:p>
-      <w:pPr>
-        <w:jc w:val="both"/>
-        <w:rPr>
-          <w:sz w:val="32"/>
-          <w:szCs w:val="32"/>
-        </w:rPr>
-      </w:pPr>
-      <w:r>
-        <w:rPr>
-          <w:sz w:val="32"/>
-          <w:szCs w:val="32"/>
-        </w:rPr>
-        <w:t># This is the REAL Android App ID.</w:t>
-      </w:r>
-    </w:p>
-    <w:p>
-      <w:pPr>
-        <w:jc w:val="both"/>
-        <w:rPr>
-          <w:sz w:val="32"/>
-          <w:szCs w:val="32"/>
-        </w:rPr>
-      </w:pPr>
-    </w:p>
-    <w:p>
-      <w:pPr>
-        <w:jc w:val="both"/>
-        <w:rPr>
-          <w:sz w:val="32"/>
-          <w:szCs w:val="32"/>
-        </w:rPr>
-      </w:pPr>
-      <w:r>
-        <w:rPr>
-          <w:sz w:val="32"/>
-          <w:szCs w:val="32"/>
-        </w:rPr>
-        <w:t># Step-2, change package folder structure</w:t>
-      </w:r>
-      <w:r>
-        <w:rPr>
-          <w:sz w:val="32"/>
-          <w:szCs w:val="32"/>
-        </w:rPr>
-        <w:t xml:space="preserve">. Now go to </w:t>
-      </w:r>
-      <w:r>
-        <w:rPr>
-          <w:b/>
-          <w:bCs/>
-          <w:sz w:val="32"/>
-          <w:szCs w:val="32"/>
-        </w:rPr>
-        <w:t>android/app/</w:t>
-      </w:r>
-      <w:proofErr w:type="spellStart"/>
-      <w:r>
-        <w:rPr>
-          <w:b/>
-          <w:bCs/>
-          <w:sz w:val="32"/>
-          <w:szCs w:val="32"/>
-        </w:rPr>
-        <w:t>src</w:t>
-      </w:r>
-      <w:proofErr w:type="spellEnd"/>
-      <w:r>
-        <w:rPr>
-          <w:b/>
-          <w:bCs/>
-          <w:sz w:val="32"/>
-          <w:szCs w:val="32"/>
-        </w:rPr>
-        <w:t>/main/</w:t>
-      </w:r>
-      <w:proofErr w:type="spellStart"/>
-      <w:r>
-        <w:rPr>
-          <w:b/>
-          <w:bCs/>
-          <w:sz w:val="32"/>
-          <w:szCs w:val="32"/>
-        </w:rPr>
-        <w:t>kotlin</w:t>
-      </w:r>
-      <w:proofErr w:type="spellEnd"/>
-      <w:r>
-        <w:rPr>
-          <w:b/>
-          <w:bCs/>
-          <w:sz w:val="32"/>
-          <w:szCs w:val="32"/>
-        </w:rPr>
-        <w:t>/</w:t>
-      </w:r>
-    </w:p>
-    <w:p>
-      <w:pPr>
-        <w:jc w:val="both"/>
-        <w:rPr>
-          <w:sz w:val="32"/>
-          <w:szCs w:val="32"/>
-        </w:rPr>
-      </w:pPr>
-      <w:r>
-        <w:rPr>
-          <w:sz w:val="32"/>
-          <w:szCs w:val="32"/>
-        </w:rPr>
-        <w:t># We’ll see something like:</w:t>
-      </w:r>
-    </w:p>
-    <w:p>
-      <w:pPr>
-        <w:jc w:val="both"/>
-        <w:rPr>
-          <w:b/>
-          <w:bCs/>
-          <w:sz w:val="32"/>
-          <w:szCs w:val="32"/>
-        </w:rPr>
-      </w:pPr>
-      <w:r>
-        <w:rPr>
-          <w:b/>
-          <w:bCs/>
-          <w:sz w:val="32"/>
-          <w:szCs w:val="32"/>
-        </w:rPr>
-        <w:t>com/example/</w:t>
-      </w:r>
-      <w:proofErr w:type="spellStart"/>
-      <w:r>
-        <w:rPr>
-          <w:b/>
-          <w:bCs/>
-          <w:sz w:val="32"/>
-          <w:szCs w:val="32"/>
-        </w:rPr>
-        <w:t>myapp</w:t>
-      </w:r>
-      <w:proofErr w:type="spellEnd"/>
-      <w:r>
-        <w:rPr>
-          <w:b/>
-          <w:bCs/>
-          <w:sz w:val="32"/>
-          <w:szCs w:val="32"/>
-        </w:rPr>
-        <w:t>/</w:t>
-      </w:r>
-      <w:proofErr w:type="spellStart"/>
-      <w:r>
-        <w:rPr>
-          <w:b/>
-          <w:bCs/>
-          <w:sz w:val="32"/>
-          <w:szCs w:val="32"/>
-        </w:rPr>
-        <w:t>MainActivity.kt</w:t>
-      </w:r>
-      <w:proofErr w:type="spellEnd"/>
-    </w:p>
-    <w:p>
-      <w:pPr>
-        <w:jc w:val="both"/>
-        <w:rPr>
-          <w:sz w:val="32"/>
-          <w:szCs w:val="32"/>
-        </w:rPr>
-      </w:pPr>
-      <w:r>
-        <w:rPr>
-          <w:sz w:val="32"/>
-          <w:szCs w:val="32"/>
-        </w:rPr>
-        <w:t># We must rename folders to match new package:</w:t>
-      </w:r>
-    </w:p>
-    <w:p>
-      <w:pPr>
-        <w:jc w:val="both"/>
-        <w:rPr>
-          <w:b/>
-          <w:bCs/>
-          <w:sz w:val="32"/>
-          <w:szCs w:val="32"/>
-        </w:rPr>
-      </w:pPr>
-      <w:r>
-        <w:rPr>
-          <w:b/>
-          <w:bCs/>
-          <w:sz w:val="32"/>
-          <w:szCs w:val="32"/>
-        </w:rPr>
-        <w:lastRenderedPageBreak/>
-        <w:t>com/</w:t>
-      </w:r>
-      <w:proofErr w:type="spellStart"/>
-      <w:r>
-        <w:rPr>
-          <w:b/>
-          <w:bCs/>
-          <w:sz w:val="32"/>
-          <w:szCs w:val="32"/>
-        </w:rPr>
-        <w:t>nazmul</w:t>
-      </w:r>
-      <w:proofErr w:type="spellEnd"/>
-      <w:r>
-        <w:rPr>
-          <w:b/>
-          <w:bCs/>
-          <w:sz w:val="32"/>
-          <w:szCs w:val="32"/>
-        </w:rPr>
-        <w:t>/</w:t>
-      </w:r>
-      <w:proofErr w:type="spellStart"/>
-      <w:r>
-        <w:rPr>
-          <w:b/>
-          <w:bCs/>
-          <w:sz w:val="32"/>
-          <w:szCs w:val="32"/>
-        </w:rPr>
-        <w:t>todoapp</w:t>
-      </w:r>
-      <w:proofErr w:type="spellEnd"/>
-      <w:r>
-        <w:rPr>
-          <w:b/>
-          <w:bCs/>
-          <w:sz w:val="32"/>
-          <w:szCs w:val="32"/>
-        </w:rPr>
-        <w:t>/</w:t>
-      </w:r>
-      <w:proofErr w:type="spellStart"/>
-      <w:r>
-        <w:rPr>
-          <w:b/>
-          <w:bCs/>
-          <w:sz w:val="32"/>
-          <w:szCs w:val="32"/>
-        </w:rPr>
-        <w:t>MainActivity.kt</w:t>
-      </w:r>
-      <w:proofErr w:type="spellEnd"/>
-    </w:p>
-    <w:p>
-      <w:pPr>
-        <w:jc w:val="both"/>
-        <w:rPr>
-          <w:sz w:val="32"/>
-          <w:szCs w:val="32"/>
-        </w:rPr>
-      </w:pPr>
-      <w:r>
-        <w:rPr>
-          <w:sz w:val="32"/>
-          <w:szCs w:val="32"/>
-        </w:rPr>
-        <w:t># Right click folder</w:t>
-      </w:r>
-      <w:r>
-        <w:rPr>
-          <w:sz w:val="32"/>
-          <w:szCs w:val="32"/>
-        </w:rPr>
-        <w:t xml:space="preserve"> </w:t>
-      </w:r>
-      <w:r>
-        <w:rPr>
-          <w:sz w:val="32"/>
-          <w:szCs w:val="32"/>
-        </w:rPr>
-        <w:sym w:font="Wingdings" w:char="F0E0"/>
-      </w:r>
-      <w:r>
-        <w:rPr>
-          <w:sz w:val="32"/>
-          <w:szCs w:val="32"/>
-        </w:rPr>
-        <w:t xml:space="preserve"> R</w:t>
-      </w:r>
-      <w:r>
-        <w:rPr>
-          <w:sz w:val="32"/>
-          <w:szCs w:val="32"/>
-        </w:rPr>
-        <w:t>efactor</w:t>
-      </w:r>
-      <w:r>
-        <w:rPr>
-          <w:sz w:val="32"/>
-          <w:szCs w:val="32"/>
-        </w:rPr>
-        <w:t xml:space="preserve"> </w:t>
-      </w:r>
-      <w:r>
-        <w:rPr>
-          <w:sz w:val="32"/>
-          <w:szCs w:val="32"/>
-        </w:rPr>
-        <w:sym w:font="Wingdings" w:char="F0E0"/>
-      </w:r>
-      <w:r>
-        <w:rPr>
-          <w:sz w:val="32"/>
-          <w:szCs w:val="32"/>
-        </w:rPr>
-        <w:t xml:space="preserve"> Rename or manually create new structure and move file.</w:t>
-      </w:r>
-    </w:p>
-    <w:p>
-      <w:pPr>
-        <w:jc w:val="both"/>
-        <w:rPr>
-          <w:sz w:val="32"/>
-          <w:szCs w:val="32"/>
-        </w:rPr>
-      </w:pPr>
-    </w:p>
-    <w:p>
-      <w:pPr>
-        <w:jc w:val="both"/>
-        <w:rPr>
-          <w:sz w:val="32"/>
-          <w:szCs w:val="32"/>
-        </w:rPr>
-      </w:pPr>
-      <w:r>
-        <w:rPr>
-          <w:sz w:val="32"/>
-          <w:szCs w:val="32"/>
-        </w:rPr>
-        <w:t># Step-3,</w:t>
-      </w:r>
-      <w:r>
-        <w:rPr>
-          <w:sz w:val="32"/>
-          <w:szCs w:val="32"/>
-        </w:rPr>
-        <w:t xml:space="preserve"> update package inside </w:t>
-      </w:r>
-      <w:proofErr w:type="spellStart"/>
-      <w:r>
-        <w:rPr>
-          <w:b/>
-          <w:bCs/>
-          <w:sz w:val="32"/>
-          <w:szCs w:val="32"/>
-        </w:rPr>
-        <w:t>MainActivity.kt</w:t>
-      </w:r>
-      <w:proofErr w:type="spellEnd"/>
-    </w:p>
-    <w:p>
-      <w:pPr>
-        <w:jc w:val="both"/>
-        <w:rPr>
-          <w:sz w:val="32"/>
-          <w:szCs w:val="32"/>
-        </w:rPr>
-      </w:pPr>
-      <w:r>
-        <w:rPr>
-          <w:sz w:val="32"/>
-          <w:szCs w:val="32"/>
-        </w:rPr>
-        <w:t># Old:</w:t>
-      </w:r>
-    </w:p>
-    <w:p>
-      <w:pPr>
-        <w:jc w:val="both"/>
-        <w:rPr>
-          <w:b/>
-          <w:bCs/>
-          <w:color w:val="D86DCB" w:themeColor="accent5" w:themeTint="99"/>
-          <w:sz w:val="32"/>
-          <w:szCs w:val="32"/>
-        </w:rPr>
-      </w:pPr>
-      <w:r>
-        <w:rPr>
-          <w:b/>
-          <w:bCs/>
-          <w:color w:val="D86DCB" w:themeColor="accent5" w:themeTint="99"/>
-          <w:sz w:val="32"/>
-          <w:szCs w:val="32"/>
-        </w:rPr>
-        <w:t xml:space="preserve">package </w:t>
-      </w:r>
-      <w:proofErr w:type="spellStart"/>
-      <w:r>
-        <w:rPr>
-          <w:b/>
-          <w:bCs/>
-          <w:color w:val="D86DCB" w:themeColor="accent5" w:themeTint="99"/>
-          <w:sz w:val="32"/>
-          <w:szCs w:val="32"/>
-        </w:rPr>
-        <w:t>com.</w:t>
-      </w:r>
+    </w:p>
+    <w:p>
+      <w:pPr>
+        <w:jc w:val="both"/>
+        <w:rPr>
+          <w:b/>
+          <w:bCs/>
+          <w:sz w:val="28"/>
+          <w:szCs w:val="28"/>
+        </w:rPr>
+      </w:pPr>
+    </w:p>
+    <w:p>
+      <w:pPr>
+        <w:jc w:val="both"/>
+        <w:rPr>
+          <w:b/>
+          <w:bCs/>
+          <w:sz w:val="28"/>
+          <w:szCs w:val="28"/>
+        </w:rPr>
+      </w:pPr>
+    </w:p>
+    <w:p>
+      <w:pPr>
+        <w:jc w:val="both"/>
+        <w:rPr>
+          <w:b/>
+          <w:bCs/>
+          <w:sz w:val="28"/>
+          <w:szCs w:val="28"/>
+        </w:rPr>
+      </w:pPr>
+      <w:r>
+        <w:rPr>
+          <w:b/>
+          <w:bCs/>
+          <w:sz w:val="28"/>
+          <w:szCs w:val="28"/>
+        </w:rPr>
+        <w:t>DOMAIN</w:t>
+      </w:r>
+    </w:p>
+    <w:p>
+      <w:pPr>
+        <w:jc w:val="both"/>
+        <w:rPr>
+          <w:b/>
+          <w:bCs/>
+          <w:sz w:val="28"/>
+          <w:szCs w:val="28"/>
+        </w:rPr>
+      </w:pPr>
+      <w:r>
+        <w:rPr>
+          <w:b/>
+          <w:bCs/>
+          <w:sz w:val="28"/>
+          <w:szCs w:val="28"/>
+        </w:rPr>
+        <w:t xml:space="preserve">    ↓</w:t>
+      </w:r>
+    </w:p>
+    <w:p>
+      <w:pPr>
+        <w:jc w:val="both"/>
+        <w:rPr>
+          <w:b/>
+          <w:bCs/>
+          <w:sz w:val="28"/>
+          <w:szCs w:val="28"/>
+        </w:rPr>
+      </w:pPr>
+      <w:r>
+        <w:rPr>
+          <w:b/>
+          <w:bCs/>
+          <w:sz w:val="28"/>
+          <w:szCs w:val="28"/>
+        </w:rPr>
+        <w:t>Identity of our website</w:t>
+      </w:r>
+    </w:p>
+    <w:p>
+      <w:pPr>
+        <w:jc w:val="both"/>
+        <w:rPr>
+          <w:b/>
+          <w:bCs/>
+          <w:sz w:val="28"/>
+          <w:szCs w:val="28"/>
+        </w:rPr>
+      </w:pPr>
+      <w:r>
+        <w:rPr>
+          <w:b/>
+          <w:bCs/>
+          <w:sz w:val="28"/>
+          <w:szCs w:val="28"/>
+        </w:rPr>
+        <w:t xml:space="preserve">    ↓</w:t>
+      </w:r>
+    </w:p>
+    <w:p>
+      <w:pPr>
+        <w:jc w:val="both"/>
+        <w:rPr>
+          <w:b/>
+          <w:bCs/>
+          <w:sz w:val="28"/>
+          <w:szCs w:val="28"/>
+        </w:rPr>
+      </w:pPr>
+      <w:proofErr w:type="spellStart"/>
+      <w:r>
+        <w:rPr>
+          <w:b/>
+          <w:bCs/>
+          <w:sz w:val="28"/>
+          <w:szCs w:val="28"/>
+        </w:rPr>
+        <w:t>nazmul.dev</w:t>
+      </w:r>
+      <w:proofErr w:type="spellEnd"/>
+    </w:p>
+    <w:p>
+      <w:pPr>
+        <w:jc w:val="both"/>
+        <w:rPr>
+          <w:b/>
+          <w:bCs/>
+          <w:sz w:val="28"/>
+          <w:szCs w:val="28"/>
+        </w:rPr>
+      </w:pPr>
+    </w:p>
+    <w:p>
+      <w:pPr>
+        <w:jc w:val="both"/>
+        <w:rPr>
+          <w:b/>
+          <w:bCs/>
+          <w:sz w:val="28"/>
+          <w:szCs w:val="28"/>
+        </w:rPr>
+      </w:pPr>
+    </w:p>
+    <w:p>
+      <w:pPr>
+        <w:jc w:val="both"/>
+        <w:rPr>
+          <w:b/>
+          <w:bCs/>
+          <w:sz w:val="28"/>
+          <w:szCs w:val="28"/>
+        </w:rPr>
+      </w:pPr>
+      <w:r>
+        <w:rPr>
+          <w:b/>
+          <w:bCs/>
+          <w:sz w:val="28"/>
+          <w:szCs w:val="28"/>
+        </w:rPr>
+        <w:t>APP LINK</w:t>
+      </w:r>
+    </w:p>
+    <w:p>
+      <w:pPr>
+        <w:jc w:val="both"/>
+        <w:rPr>
+          <w:b/>
+          <w:bCs/>
+          <w:sz w:val="28"/>
+          <w:szCs w:val="28"/>
+        </w:rPr>
+      </w:pPr>
+      <w:r>
+        <w:rPr>
+          <w:b/>
+          <w:bCs/>
+          <w:sz w:val="28"/>
+          <w:szCs w:val="28"/>
+        </w:rPr>
+        <w:t xml:space="preserve">    ↓</w:t>
+      </w:r>
+    </w:p>
+    <w:p>
+      <w:pPr>
+        <w:jc w:val="both"/>
+        <w:rPr>
+          <w:b/>
+          <w:bCs/>
+          <w:sz w:val="28"/>
+          <w:szCs w:val="28"/>
+        </w:rPr>
+      </w:pPr>
+      <w:r>
+        <w:rPr>
+          <w:b/>
+          <w:bCs/>
+          <w:sz w:val="28"/>
+          <w:szCs w:val="28"/>
+        </w:rPr>
+        <w:t>A verified relationship between the two</w:t>
+      </w:r>
+    </w:p>
+    <w:p>
+      <w:pPr>
+        <w:jc w:val="both"/>
+        <w:rPr>
+          <w:b/>
+          <w:bCs/>
+          <w:sz w:val="28"/>
+          <w:szCs w:val="28"/>
+        </w:rPr>
+      </w:pPr>
+      <w:r>
+        <w:rPr>
+          <w:b/>
+          <w:bCs/>
+          <w:sz w:val="28"/>
+          <w:szCs w:val="28"/>
+        </w:rPr>
+        <w:t xml:space="preserve">    ↓</w:t>
+      </w:r>
+    </w:p>
+    <w:p>
+      <w:pPr>
+        <w:jc w:val="both"/>
+        <w:rPr>
+          <w:b/>
+          <w:bCs/>
+          <w:sz w:val="28"/>
+          <w:szCs w:val="28"/>
+        </w:rPr>
+      </w:pPr>
+      <w:r>
+        <w:rPr>
+          <w:b/>
+          <w:bCs/>
+          <w:sz w:val="28"/>
+          <w:szCs w:val="28"/>
+        </w:rPr>
+        <w:t>https://nazmul.dev/todo/123</w:t>
+      </w:r>
+    </w:p>
+    <w:p>
+      <w:pPr>
+        <w:jc w:val="both"/>
+        <w:rPr>
+          <w:b/>
+          <w:bCs/>
+          <w:sz w:val="28"/>
+          <w:szCs w:val="28"/>
+        </w:rPr>
+      </w:pPr>
+      <w:r>
+        <w:rPr>
+          <w:b/>
+          <w:bCs/>
+          <w:sz w:val="28"/>
+          <w:szCs w:val="28"/>
+        </w:rPr>
+        <w:t xml:space="preserve">             ↕</w:t>
+      </w:r>
+    </w:p>
+    <w:p>
+      <w:pPr>
+        <w:jc w:val="both"/>
+        <w:rPr>
+          <w:sz w:val="32"/>
+          <w:szCs w:val="32"/>
+        </w:rPr>
+      </w:pPr>
+      <w:r>
+        <w:rPr>
+          <w:b/>
+          <w:bCs/>
+          <w:sz w:val="28"/>
+          <w:szCs w:val="28"/>
+        </w:rPr>
+        <w:t xml:space="preserve">     </w:t>
+      </w:r>
+      <w:proofErr w:type="spellStart"/>
       <w:proofErr w:type="gramStart"/>
       <w:r>
         <w:rPr>
           <w:b/>
           <w:bCs/>
-          <w:color w:val="D86DCB" w:themeColor="accent5" w:themeTint="99"/>
-          <w:sz w:val="32"/>
-          <w:szCs w:val="32"/>
-        </w:rPr>
-        <w:t>example.myapp</w:t>
-      </w:r>
-      <w:proofErr w:type="spellEnd"/>
+          <w:sz w:val="28"/>
+          <w:szCs w:val="28"/>
+        </w:rPr>
+        <w:t>com.nazmul</w:t>
+      </w:r>
       <w:proofErr w:type="gramEnd"/>
-    </w:p>
-    <w:p>
-      <w:pPr>
-        <w:jc w:val="both"/>
-        <w:rPr>
-          <w:sz w:val="32"/>
-          <w:szCs w:val="32"/>
-        </w:rPr>
-      </w:pPr>
-      <w:r>
-        <w:rPr>
-          <w:sz w:val="32"/>
-          <w:szCs w:val="32"/>
-        </w:rPr>
-        <w:t># New:</w:t>
-      </w:r>
-    </w:p>
-    <w:p>
-      <w:pPr>
-        <w:jc w:val="both"/>
-        <w:rPr>
-          <w:b/>
-          <w:bCs/>
-          <w:color w:val="D86DCB" w:themeColor="accent5" w:themeTint="99"/>
-          <w:sz w:val="32"/>
-          <w:szCs w:val="32"/>
-        </w:rPr>
-      </w:pPr>
-      <w:r>
-        <w:rPr>
-          <w:b/>
-          <w:bCs/>
-          <w:color w:val="D86DCB" w:themeColor="accent5" w:themeTint="99"/>
-          <w:sz w:val="32"/>
-          <w:szCs w:val="32"/>
-        </w:rPr>
-        <w:t xml:space="preserve">package </w:t>
-      </w:r>
-      <w:proofErr w:type="spellStart"/>
-      <w:proofErr w:type="gramStart"/>
-      <w:r>
-        <w:rPr>
-          <w:b/>
-          <w:bCs/>
-          <w:color w:val="D86DCB" w:themeColor="accent5" w:themeTint="99"/>
-          <w:sz w:val="32"/>
-          <w:szCs w:val="32"/>
-        </w:rPr>
-        <w:t>com.nazmul</w:t>
-      </w:r>
-      <w:proofErr w:type="gramEnd"/>
-      <w:r>
-        <w:rPr>
-          <w:b/>
-          <w:bCs/>
-          <w:color w:val="D86DCB" w:themeColor="accent5" w:themeTint="99"/>
-          <w:sz w:val="32"/>
-          <w:szCs w:val="32"/>
+      <w:r>
+        <w:rPr>
+          <w:b/>
+          <w:bCs/>
+          <w:sz w:val="28"/>
+          <w:szCs w:val="28"/>
         </w:rPr>
         <w:t>.todoapp</w:t>
       </w:r>
@@ -4166,299 +6125,22 @@
           <w:szCs w:val="32"/>
         </w:rPr>
       </w:pPr>
-      <w:r>
-        <w:rPr>
-          <w:sz w:val="32"/>
-          <w:szCs w:val="32"/>
-        </w:rPr>
-        <w:t xml:space="preserve"># If this doesn’t match </w:t>
-      </w:r>
-      <w:r>
-        <w:rPr>
-          <w:sz w:val="32"/>
-          <w:szCs w:val="32"/>
-        </w:rPr>
-        <w:sym w:font="Wingdings" w:char="F0E0"/>
-      </w:r>
-      <w:r>
-        <w:rPr>
-          <w:sz w:val="32"/>
-          <w:szCs w:val="32"/>
-        </w:rPr>
-        <w:t xml:space="preserve"> app will crash</w:t>
-      </w:r>
-    </w:p>
-    <w:p>
-      <w:pPr>
-        <w:jc w:val="both"/>
-        <w:rPr>
-          <w:sz w:val="32"/>
-          <w:szCs w:val="32"/>
-        </w:rPr>
-      </w:pPr>
-    </w:p>
-    <w:p>
-      <w:pPr>
-        <w:jc w:val="both"/>
-        <w:rPr>
-          <w:sz w:val="32"/>
-          <w:szCs w:val="32"/>
-        </w:rPr>
-      </w:pPr>
-      <w:r>
-        <w:rPr>
-          <w:sz w:val="32"/>
-          <w:szCs w:val="32"/>
-        </w:rPr>
-        <w:t>For iOS:</w:t>
-      </w:r>
-    </w:p>
-    <w:p>
-      <w:pPr>
-        <w:jc w:val="both"/>
-        <w:rPr>
-          <w:sz w:val="32"/>
-          <w:szCs w:val="32"/>
-        </w:rPr>
-      </w:pPr>
-      <w:r>
-        <w:rPr>
-          <w:sz w:val="32"/>
-          <w:szCs w:val="32"/>
-        </w:rPr>
-        <w:t xml:space="preserve"># </w:t>
-      </w:r>
-      <w:r>
-        <w:rPr>
-          <w:sz w:val="32"/>
-          <w:szCs w:val="32"/>
-        </w:rPr>
-        <w:t>Open in Xcode go to:</w:t>
-      </w:r>
-    </w:p>
-    <w:p>
-      <w:pPr>
-        <w:jc w:val="both"/>
-        <w:rPr>
-          <w:b/>
-          <w:bCs/>
-          <w:sz w:val="32"/>
-          <w:szCs w:val="32"/>
-        </w:rPr>
-      </w:pPr>
-      <w:proofErr w:type="spellStart"/>
-      <w:r>
-        <w:rPr>
-          <w:b/>
-          <w:bCs/>
-          <w:sz w:val="32"/>
-          <w:szCs w:val="32"/>
-        </w:rPr>
-        <w:t>ios</w:t>
-      </w:r>
-      <w:proofErr w:type="spellEnd"/>
-      <w:r>
-        <w:rPr>
-          <w:b/>
-          <w:bCs/>
-          <w:sz w:val="32"/>
-          <w:szCs w:val="32"/>
-        </w:rPr>
-        <w:t>/</w:t>
-      </w:r>
-      <w:proofErr w:type="spellStart"/>
-      <w:r>
-        <w:rPr>
-          <w:b/>
-          <w:bCs/>
-          <w:sz w:val="32"/>
-          <w:szCs w:val="32"/>
-        </w:rPr>
-        <w:t>Runner.xcworkspace</w:t>
-      </w:r>
-      <w:proofErr w:type="spellEnd"/>
-    </w:p>
-    <w:p>
-      <w:pPr>
-        <w:jc w:val="both"/>
-        <w:rPr>
-          <w:sz w:val="32"/>
-          <w:szCs w:val="32"/>
-        </w:rPr>
-      </w:pPr>
-      <w:r>
-        <w:rPr>
-          <w:sz w:val="32"/>
-          <w:szCs w:val="32"/>
-        </w:rPr>
-        <w:t># Then:</w:t>
-      </w:r>
-    </w:p>
-    <w:p>
-      <w:pPr>
-        <w:jc w:val="both"/>
-        <w:rPr>
-          <w:b/>
-          <w:bCs/>
-          <w:sz w:val="32"/>
-          <w:szCs w:val="32"/>
-        </w:rPr>
-      </w:pPr>
-      <w:r>
-        <w:rPr>
-          <w:b/>
-          <w:bCs/>
-          <w:sz w:val="32"/>
-          <w:szCs w:val="32"/>
-        </w:rPr>
-        <w:t>Runner → General → Identity → Bundle Identifier</w:t>
-      </w:r>
-    </w:p>
-    <w:p>
-      <w:pPr>
-        <w:jc w:val="both"/>
-        <w:rPr>
-          <w:sz w:val="32"/>
-          <w:szCs w:val="32"/>
-        </w:rPr>
-      </w:pPr>
-      <w:r>
-        <w:rPr>
-          <w:sz w:val="32"/>
-          <w:szCs w:val="32"/>
-        </w:rPr>
-        <w:t># Change:</w:t>
-      </w:r>
-    </w:p>
-    <w:p>
-      <w:pPr>
-        <w:jc w:val="both"/>
-        <w:rPr>
-          <w:b/>
-          <w:bCs/>
-          <w:sz w:val="32"/>
-          <w:szCs w:val="32"/>
-        </w:rPr>
-      </w:pPr>
-      <w:proofErr w:type="spellStart"/>
-      <w:r>
-        <w:rPr>
-          <w:b/>
-          <w:bCs/>
-          <w:sz w:val="32"/>
-          <w:szCs w:val="32"/>
-        </w:rPr>
-        <w:t>com.</w:t>
-      </w:r>
-      <w:proofErr w:type="gramStart"/>
-      <w:r>
-        <w:rPr>
-          <w:b/>
-          <w:bCs/>
-          <w:sz w:val="32"/>
-          <w:szCs w:val="32"/>
-        </w:rPr>
-        <w:t>example.myapp</w:t>
-      </w:r>
-      <w:proofErr w:type="spellEnd"/>
-      <w:proofErr w:type="gramEnd"/>
-    </w:p>
-    <w:p>
-      <w:pPr>
-        <w:jc w:val="both"/>
-        <w:rPr>
-          <w:sz w:val="32"/>
-          <w:szCs w:val="32"/>
-        </w:rPr>
-      </w:pPr>
-      <w:r>
-        <w:rPr>
-          <w:sz w:val="32"/>
-          <w:szCs w:val="32"/>
-        </w:rPr>
-        <w:t># T</w:t>
-      </w:r>
-      <w:r>
-        <w:rPr>
-          <w:sz w:val="32"/>
-          <w:szCs w:val="32"/>
-        </w:rPr>
-        <w:t>o:</w:t>
-      </w:r>
-    </w:p>
-    <w:p>
-      <w:pPr>
-        <w:jc w:val="both"/>
-        <w:rPr>
-          <w:b/>
-          <w:bCs/>
-          <w:sz w:val="32"/>
-          <w:szCs w:val="32"/>
-        </w:rPr>
-      </w:pPr>
-      <w:proofErr w:type="spellStart"/>
-      <w:proofErr w:type="gramStart"/>
-      <w:r>
-        <w:rPr>
-          <w:b/>
-          <w:bCs/>
-          <w:sz w:val="32"/>
-          <w:szCs w:val="32"/>
-        </w:rPr>
-        <w:t>com.nazmul</w:t>
-      </w:r>
-      <w:proofErr w:type="gramEnd"/>
-      <w:r>
-        <w:rPr>
-          <w:b/>
-          <w:bCs/>
-          <w:sz w:val="32"/>
-          <w:szCs w:val="32"/>
-        </w:rPr>
-        <w:t>.todoapp</w:t>
-      </w:r>
-      <w:proofErr w:type="spellEnd"/>
-    </w:p>
-    <w:p>
-      <w:pPr>
-        <w:jc w:val="both"/>
-        <w:rPr>
-          <w:sz w:val="32"/>
-          <w:szCs w:val="32"/>
-        </w:rPr>
-      </w:pPr>
-      <w:r>
-        <w:rPr>
-          <w:sz w:val="32"/>
-          <w:szCs w:val="32"/>
-        </w:rPr>
-        <w:t xml:space="preserve"># </w:t>
-      </w:r>
-      <w:r>
-        <w:rPr>
-          <w:sz w:val="32"/>
-          <w:szCs w:val="32"/>
-        </w:rPr>
-        <w:t>That’s it for iOS.</w:t>
-      </w:r>
-    </w:p>
-    <w:p>
-      <w:pPr>
-        <w:jc w:val="both"/>
-        <w:rPr>
-          <w:sz w:val="32"/>
-          <w:szCs w:val="32"/>
-        </w:rPr>
-      </w:pPr>
-    </w:p>
-    <w:p>
-      <w:pPr>
-        <w:jc w:val="both"/>
-        <w:rPr>
-          <w:sz w:val="32"/>
-          <w:szCs w:val="32"/>
-        </w:rPr>
-      </w:pPr>
+    </w:p>
+    <w:p>
+      <w:pPr>
+        <w:jc w:val="center"/>
+        <w:rPr>
+          <w:sz w:val="32"/>
+          <w:szCs w:val="32"/>
+        </w:rPr>
+      </w:pPr>
+      <w:r>
+        <w:rPr>
+          <w:sz w:val="32"/>
+          <w:szCs w:val="32"/>
+        </w:rPr>
+        <w:t>Break</w:t>
+      </w:r>
     </w:p>
     <w:sectPr>
       <w:footerReference w:type="default" r:id="rId7"/>
